--- a/presentation/presentation_script.docx
+++ b/presentation/presentation_script.docx
@@ -10,516 +10,1020 @@
         <w:t>CALM-Net Midterm Presentation Script</w:t>
       </w:r>
     </w:p>
-    <w:p>
-      <w:r>
-        <w:t>20 slides, about 13 minutes in total.</w:t>
-      </w:r>
-    </w:p>
-    <w:p>
-      <w:pPr>
-        <w:pStyle w:val="Heading2"/>
-      </w:pPr>
-      <w:r>
-        <w:t>Slide 1. Title (about 20 s)</w:t>
-      </w:r>
-    </w:p>
-    <w:p>
-      <w:r>
-        <w:t>Good morning. We are Md Wahiduzzaman Suva and Esme Moula Chowdhury Abha, and our supervisor is Dr. Muhammad Hasibur Rashid Chayon.</w:t>
-      </w:r>
-    </w:p>
-    <w:p>
-      <w:r>
-        <w:t>Our project is CALM-Net. Today we present our midterm progress on label-free covariance alignment for longitudinal EEG decoding.</w:t>
-      </w:r>
-    </w:p>
-    <w:p>
-      <w:pPr>
-        <w:pStyle w:val="Heading2"/>
-      </w:pPr>
-      <w:r>
-        <w:t>Slide 2. Introduction (about 40 s)</w:t>
-      </w:r>
-    </w:p>
-    <w:p>
-      <w:r>
-        <w:t>Lower-limb exoskeletons controlled by EEG can help people with spinal cord injury or stroke walk again. EEG is non-invasive, so it requires no surgery.</w:t>
-      </w:r>
-    </w:p>
-    <w:p>
-      <w:r>
-        <w:t>In practice, a decoder is trained once but must keep working across sessions recorded over several weeks. Between sessions, electrode placement and impedance change, and this alters the statistics of the EEG signal that the decoder was trained on.</w:t>
-      </w:r>
-    </w:p>
-    <w:p>
-      <w:r>
-        <w:t>In this work, we propose a compact decoder that adapts to each new session without labels, and we evaluate it on three EEG datasets.</w:t>
-      </w:r>
-    </w:p>
-    <w:p>
-      <w:pPr>
-        <w:pStyle w:val="Heading2"/>
-      </w:pPr>
-      <w:r>
-        <w:t>Slide 3. Research Challenges (about 40 s)</w:t>
-      </w:r>
-    </w:p>
-    <w:p>
-      <w:r>
-        <w:t>We address three challenges.</w:t>
-      </w:r>
-    </w:p>
-    <w:p>
-      <w:r>
-        <w:t>The first is session drift: the signal statistics shift from one session to the next.</w:t>
-      </w:r>
-    </w:p>
-    <w:p>
-      <w:r>
-        <w:t>The second is movement artefact: walking produces motion and muscle activity that can appear in the EEG recording.</w:t>
-      </w:r>
-    </w:p>
-    <w:p>
-      <w:r>
-        <w:t>The third is reliable decisions: exoskeleton control needs consistent accuracy across sessions and well-calibrated confidence.</w:t>
-      </w:r>
-    </w:p>
-    <w:p>
-      <w:pPr>
-        <w:pStyle w:val="Heading2"/>
-      </w:pPr>
-      <w:r>
-        <w:t>Slide 4. Research Objectives (about 40 s)</w:t>
-      </w:r>
-    </w:p>
-    <w:p>
-      <w:r>
-        <w:t>Our first objective is an adaptive alignment layer that corrects session drift without labels, both during training and at test time.</w:t>
-      </w:r>
-    </w:p>
-    <w:p>
-      <w:r>
-        <w:t>The second is accurate and calibrated decoding, with accuracy comparable to published decoders from a compact model.</w:t>
-      </w:r>
-    </w:p>
-    <w:p>
-      <w:r>
-        <w:t>The third is a design rule, read from the recording protocol, that sets how fast the alignment layer should adapt.</w:t>
-      </w:r>
-    </w:p>
-    <w:p>
-      <w:r>
-        <w:t>Together these answer our research question: can a compact decoder adapt to session drift without labels while remaining accurate and reliable?</w:t>
-      </w:r>
-    </w:p>
-    <w:p>
-      <w:pPr>
-        <w:pStyle w:val="Heading2"/>
-      </w:pPr>
-      <w:r>
-        <w:t>Slide 5. Literature Review (about 50 s)</w:t>
-      </w:r>
-    </w:p>
-    <w:p>
-      <w:r>
-        <w:t>We reviewed four areas of related work.</w:t>
-      </w:r>
-    </w:p>
-    <w:p>
-      <w:r>
-        <w:t>In exoskeleton BCI, recent work includes the NeuroRex longitudinal dataset, deep-learning control of lower-limb exoskeletons, error-related potentials, and robot-assisted gait.</w:t>
-      </w:r>
-    </w:p>
-    <w:p>
-      <w:r>
-        <w:t>For EEG decoding, EEGNet, ShallowFBCSPNet and EEG Conformer are widely used models.</w:t>
-      </w:r>
-    </w:p>
-    <w:p>
-      <w:r>
-        <w:t>For domain alignment, Euclidean alignment and Riemannian Procrustes analysis align covariance matrices across sessions and subjects.</w:t>
-      </w:r>
-    </w:p>
-    <w:p>
-      <w:r>
-        <w:t>For test-time adaptation, methods such as Tent and NOTE update models on unlabelled test data.</w:t>
-      </w:r>
-    </w:p>
-    <w:p>
-      <w:r>
-        <w:t>The research gap is that existing alignment methods operate offline on complete recordings. Our work places alignment inside the network, adapts it online without labels, and provides a rule for choosing its adaptation rate.</w:t>
-      </w:r>
-    </w:p>
-    <w:p>
-      <w:pPr>
-        <w:pStyle w:val="Heading2"/>
-      </w:pPr>
-      <w:r>
-        <w:t>Slide 6. Proposed Architecture (about 60 s)</w:t>
-      </w:r>
-    </w:p>
-    <w:p>
-      <w:r>
-        <w:t>This is our proposed decoder. The input is 60 channels of EEG in four-second windows at 100 Hz.</w:t>
-      </w:r>
-    </w:p>
-    <w:p>
-      <w:r>
-        <w:t>The first block is adaptive alignment. The layer keeps a running estimate of the covariance matrix M and whitens each window by M to the power of minus one half. A learned gate g combines the aligned and the original signal. The estimate updates without labels, including during inference.</w:t>
-      </w:r>
-    </w:p>
-    <w:p>
-      <w:r>
-        <w:t>The second block is a multi-scale power stem. Temporal convolutions at 64, 128 and 256 milliseconds are followed by depthwise spatial filters, then squaring, pooling and a logarithm, which produces band-power features.</w:t>
-      </w:r>
-    </w:p>
-    <w:p>
-      <w:r>
-        <w:t>An optional context module, a transformer over eight consecutive windows, can use longer temporal context.</w:t>
-      </w:r>
-    </w:p>
-    <w:p>
-      <w:r>
-        <w:t>Finally, the selective head outputs the walk or stop decision with its confidence.</w:t>
-      </w:r>
-    </w:p>
-    <w:p>
-      <w:r>
-        <w:t>The default configuration has 24,181 parameters.</w:t>
-      </w:r>
-    </w:p>
-    <w:p>
-      <w:pPr>
-        <w:pStyle w:val="Heading2"/>
-      </w:pPr>
-      <w:r>
-        <w:t>Slide 7. Adaptive Alignment Method (about 50 s)</w:t>
-      </w:r>
-    </w:p>
-    <w:p>
-      <w:r>
-        <w:t>The alignment layer maintains an exponential moving average of the spatial covariance of incoming windows.</w:t>
-      </w:r>
-    </w:p>
-    <w:p>
-      <w:r>
-        <w:t>Each window is multiplied by the inverse square root of that estimate before feature extraction, which removes session-level differences in the covariance.</w:t>
-      </w:r>
-    </w:p>
-    <w:p>
-      <w:r>
-        <w:t>Because the update needs no labels, the estimate keeps adapting when a new session begins.</w:t>
-      </w:r>
-    </w:p>
-    <w:p>
-      <w:r>
-        <w:t>The adaptation rate sets how many windows the estimate remembers. Our rule is that this memory should be longer than the length of a single-class block in the recording protocol, so the estimate reflects the session and not the class being performed.</w:t>
-      </w:r>
-    </w:p>
-    <w:p>
-      <w:r>
-        <w:t>The key idea is that session drift is corrected inside the network, and the recording protocol determines the adaptation rate before training.</w:t>
-      </w:r>
-    </w:p>
-    <w:p>
-      <w:pPr>
-        <w:pStyle w:val="Heading2"/>
-      </w:pPr>
-      <w:r>
-        <w:t>Slide 8. Datasets and Experimental Setup (about 45 s)</w:t>
-      </w:r>
-    </w:p>
-    <w:p>
-      <w:r>
-        <w:t>We use three datasets.</w:t>
-      </w:r>
-    </w:p>
-    <w:p>
-      <w:r>
-        <w:t>Cohort A is an exoskeleton dataset with 7 participants and 9 sessions over several weeks. We train on sessions 1 to 3 and test on sessions 4 to 9.</w:t>
-      </w:r>
-    </w:p>
-    <w:p>
-      <w:r>
-        <w:t>Cohort B is a treadmill walking dataset with 8 participants, recorded in an independent laboratory.</w:t>
-      </w:r>
-    </w:p>
-    <w:p>
-      <w:r>
-        <w:t>Cohort C is the PhysioNet motor execution dataset with 20 participants. For this cohort, we registered our analysis plan before training any model.</w:t>
-      </w:r>
-    </w:p>
-    <w:p>
-      <w:r>
-        <w:t>All models use the same protocol: 8 to 30 Hz filtering, AdamW optimisation with early stopping, and three data-split seeds. Seven published decoders were trained with identical settings for comparison.</w:t>
-      </w:r>
-    </w:p>
-    <w:p>
-      <w:pPr>
-        <w:pStyle w:val="Heading2"/>
-      </w:pPr>
-      <w:r>
-        <w:t>Slide 9. Session Drift Reduction (about 40 s)</w:t>
-      </w:r>
-    </w:p>
-    <w:p>
-      <w:r>
-        <w:t>First, we measured how much session drift the alignment layer removes. The bars show the Riemannian distance between the training-session covariance and each test session.</w:t>
-      </w:r>
-    </w:p>
-    <w:p>
-      <w:r>
-        <w:t>Orange is the raw signal, grey is a control that never updates its estimate, and black is the aligned signal.</w:t>
-      </w:r>
-    </w:p>
-    <w:p>
-      <w:r>
-        <w:t>Alignment reduces the distance by 45.9 percent on cohort A and 62.5 percent on cohort B, and the reduction appears in all 15 participants. The control leaves the distance unchanged, which shows that the reduction comes from adaptation.</w:t>
-      </w:r>
-    </w:p>
-    <w:p>
-      <w:pPr>
-        <w:pStyle w:val="Heading2"/>
-      </w:pPr>
-      <w:r>
-        <w:t>Slide 10. Per-Participant Drift Reduction (about 25 s)</w:t>
-      </w:r>
-    </w:p>
-    <w:p>
-      <w:r>
-        <w:t>This table gives the values for every participant.</w:t>
-      </w:r>
-    </w:p>
-    <w:p>
-      <w:r>
-        <w:t>On cohort A, the reduction ranges from 38.7 to 51.2 percent, and on cohort B from 43.8 to 82.1 percent.</w:t>
-      </w:r>
-    </w:p>
-    <w:p>
-      <w:pPr>
-        <w:pStyle w:val="Heading2"/>
-      </w:pPr>
-      <w:r>
-        <w:t>Slide 11. Comparison with Baseline Models (about 60 s)</w:t>
-      </w:r>
-    </w:p>
-    <w:p>
-      <w:r>
-        <w:t>Here we compare our decoder with published models, all trained in the same pipeline and averaged over three data-split seeds.</w:t>
-      </w:r>
-    </w:p>
-    <w:p>
-      <w:r>
-        <w:t>On cohort A, our decoder reaches 0.868 balanced accuracy, comparable to the best baseline at 0.876, and it uses fewer parameters than six of the seven baselines.</w:t>
-      </w:r>
-    </w:p>
-    <w:p>
-      <w:r>
-        <w:t>On cohort C, our decoder has the highest accuracy, 0.796.</w:t>
-      </w:r>
-    </w:p>
-    <w:p>
-      <w:r>
-        <w:t>On cohort B, the protocol rule selects the configuration without alignment, which reaches 0.729, second of the eight models.</w:t>
-      </w:r>
-    </w:p>
-    <w:p>
-      <w:r>
-        <w:t>Calibration error also stays low, 0.058 on cohort A and 0.061 on cohort C.</w:t>
-      </w:r>
-    </w:p>
-    <w:p>
-      <w:pPr>
-        <w:pStyle w:val="Heading2"/>
-      </w:pPr>
-      <w:r>
-        <w:t>Slide 12. Alignment Estimate During Recording (about 45 s)</w:t>
-      </w:r>
-    </w:p>
-    <w:p>
-      <w:r>
-        <w:t>This figure shows why the adaptation rate matters. The top row traces the alignment estimate during a recording, and the bottom row shows its distance to the walk and stop covariances.</w:t>
-      </w:r>
-    </w:p>
-    <w:p>
-      <w:r>
-        <w:t>On cohort A, where class blocks are short, the estimate stays between the two classes.</w:t>
-      </w:r>
-    </w:p>
-    <w:p>
-      <w:r>
-        <w:t>On cohort B, where class blocks are long, a fast estimate follows the class currently being performed. This is exactly the situation our adaptation rate rule is designed to detect.</w:t>
-      </w:r>
-    </w:p>
-    <w:p>
-      <w:pPr>
-        <w:pStyle w:val="Heading2"/>
-      </w:pPr>
-      <w:r>
-        <w:t>Slide 13. Adaptation Rate Analysis (about 40 s)</w:t>
-      </w:r>
-    </w:p>
-    <w:p>
-      <w:r>
-        <w:t>We tested the rule on cohort B by changing the adaptation rate.</w:t>
-      </w:r>
-    </w:p>
-    <w:p>
-      <w:r>
-        <w:t>As the estimator memory increases from 160 to 3200 windows, accuracy rises from 0.580 to 0.698, as the rule predicts.</w:t>
-      </w:r>
-    </w:p>
-    <w:p>
-      <w:r>
-        <w:t>Because cohort B has class blocks longer than the default memory, the rule selects the configuration without alignment, which reaches 0.729.</w:t>
-      </w:r>
-    </w:p>
-    <w:p>
-      <w:pPr>
-        <w:pStyle w:val="Heading2"/>
-      </w:pPr>
-      <w:r>
-        <w:t>Slide 14. Prospective Validation on Cohort C (about 40 s)</w:t>
-      </w:r>
-    </w:p>
-    <w:p>
-      <w:r>
-        <w:t>To test the rule in advance, we registered two predictions for cohort C before training any model on it.</w:t>
-      </w:r>
-    </w:p>
-    <w:p>
-      <w:r>
-        <w:t>The first prediction was that enabling alignment would not reduce accuracy. The second was that a slower adaptation rate would bring no change, because cohort C has short class blocks.</w:t>
-      </w:r>
-    </w:p>
-    <w:p>
-      <w:r>
-        <w:t>Both predictions were confirmed: accuracy changed by plus 0.002 with alignment, and the slower rate made no meaningful difference. Two additional data-split seeds support the same conclusions.</w:t>
-      </w:r>
-    </w:p>
-    <w:p>
-      <w:pPr>
-        <w:pStyle w:val="Heading2"/>
-      </w:pPr>
-      <w:r>
-        <w:t>Slide 15. Ablation Study (about 35 s)</w:t>
-      </w:r>
-    </w:p>
-    <w:p>
-      <w:r>
-        <w:t>The ablation study on cohort A shows the contribution of each component, averaged over three seeds.</w:t>
-      </w:r>
-    </w:p>
-    <w:p>
-      <w:r>
-        <w:t>Adding the alignment layer raises balanced accuracy from 0.842 with the gate alone to 0.868.</w:t>
-      </w:r>
-    </w:p>
-    <w:p>
-      <w:r>
-        <w:t>The cross-epoch context module reduces spurious activations from 1.60 to 1.16 per minute of standing, which is valuable for safe exoskeleton control.</w:t>
-      </w:r>
-    </w:p>
-    <w:p>
-      <w:pPr>
-        <w:pStyle w:val="Heading2"/>
-      </w:pPr>
-      <w:r>
-        <w:t>Slide 16. Artefact Analysis (about 40 s)</w:t>
-      </w:r>
-    </w:p>
-    <w:p>
-      <w:r>
-        <w:t>Because walking can introduce artefacts, we retrained the decoder after removing non-neural components with independent component analysis and ICLabel.</w:t>
-      </w:r>
-    </w:p>
-    <w:p>
-      <w:r>
-        <w:t>After cleaning, mean balanced accuracy is 0.785, well above chance, and the change for each participant does not follow the number of muscle components removed.</w:t>
-      </w:r>
-    </w:p>
-    <w:p>
-      <w:r>
-        <w:t>These results are consistent with the decoder using neural EEG activity.</w:t>
-      </w:r>
-    </w:p>
-    <w:p>
-      <w:pPr>
-        <w:pStyle w:val="Heading2"/>
-      </w:pPr>
-      <w:r>
-        <w:t>Slide 17. Scalp Topography (about 30 s)</w:t>
-      </w:r>
-    </w:p>
-    <w:p>
-      <w:r>
-        <w:t>This topography shows one participant. The right panel compares 8 to 30 Hz power during walking and standing.</w:t>
-      </w:r>
-    </w:p>
-    <w:p>
-      <w:r>
-        <w:t>Power decreases over sensorimotor electrodes during walking, which is consistent with mu and beta desynchronisation during movement.</w:t>
-      </w:r>
-    </w:p>
-    <w:p>
-      <w:pPr>
-        <w:pStyle w:val="Heading2"/>
-      </w:pPr>
-      <w:r>
-        <w:t>Slide 18. Limitations and Future Work (about 35 s)</w:t>
-      </w:r>
-    </w:p>
-    <w:p>
-      <w:r>
-        <w:t>Our current work has some limitations.</w:t>
-      </w:r>
-    </w:p>
-    <w:p>
-      <w:r>
-        <w:t>The datasets include 7, 8 and 20 participants. All results come from recorded datasets, and closed-loop testing is planned. The architecture is still under development, and we will evaluate further variants. The adaptation rate is currently set by a rule and could be learned from data.</w:t>
-      </w:r>
-    </w:p>
-    <w:p>
-      <w:r>
-        <w:t>In future work, we plan real-time evaluation with an exoskeleton, larger cohorts, and recording protocols designed to refine the adaptation rate rule.</w:t>
-      </w:r>
-    </w:p>
-    <w:p>
-      <w:pPr>
-        <w:pStyle w:val="Heading2"/>
-      </w:pPr>
-      <w:r>
-        <w:t>Slide 19. Conclusion (about 30 s)</w:t>
-      </w:r>
-    </w:p>
-    <w:p>
-      <w:r>
-        <w:t>To conclude, we presented a compact EEG decoder with an adaptive alignment layer that corrects session drift without labels.</w:t>
-      </w:r>
-    </w:p>
-    <w:p>
-      <w:r>
-        <w:t>The decoder reduces session drift by 46 to 63 percent, achieves accuracy comparable to published decoders, and follows a protocol-based rule that was confirmed prospectively.</w:t>
-      </w:r>
-    </w:p>
-    <w:p>
-      <w:r>
-        <w:t>This approach supports longitudinal use of EEG-controlled exoskeletons with less recalibration.</w:t>
-      </w:r>
-    </w:p>
-    <w:p>
-      <w:pPr>
-        <w:pStyle w:val="Heading2"/>
-      </w:pPr>
-      <w:r>
-        <w:t>Slide 20. References (about 10 s)</w:t>
-      </w:r>
-    </w:p>
-    <w:p>
-      <w:r>
-        <w:t>These are the works we cited. Thank you for your attention. We are happy to take your questions.</w:t>
-      </w:r>
-    </w:p>
+    <w:tbl>
+      <w:tblPr>
+        <w:tblStyle w:val="TableGrid"/>
+        <w:tblW w:type="auto" w:w="0"/>
+        <w:jc w:val="center"/>
+        <w:tblLook w:firstColumn="1" w:firstRow="1" w:lastColumn="0" w:lastRow="0" w:noHBand="0" w:noVBand="1" w:val="04A0"/>
+      </w:tblPr>
+      <w:tblGrid>
+        <w:gridCol w:w="4320"/>
+        <w:gridCol w:w="4320"/>
+      </w:tblGrid>
+      <w:tr>
+        <w:tc>
+          <w:tcPr>
+            <w:tcW w:type="dxa" w:w="1134"/>
+          </w:tcPr>
+          <w:p>
+            <w:r/>
+            <w:r>
+              <w:rPr>
+                <w:b/>
+              </w:rPr>
+              <w:t>Slide</w:t>
+            </w:r>
+          </w:p>
+        </w:tc>
+        <w:tc>
+          <w:tcPr>
+            <w:tcW w:type="dxa" w:w="8220"/>
+          </w:tcPr>
+          <w:p>
+            <w:r/>
+            <w:r>
+              <w:rPr>
+                <w:b/>
+              </w:rPr>
+              <w:t>Script</w:t>
+            </w:r>
+          </w:p>
+        </w:tc>
+      </w:tr>
+      <w:tr>
+        <w:tc>
+          <w:tcPr>
+            <w:tcW w:type="dxa" w:w="1134"/>
+          </w:tcPr>
+          <w:p>
+            <w:pPr>
+              <w:jc w:val="center"/>
+            </w:pPr>
+            <w:r>
+              <w:t>1</w:t>
+            </w:r>
+          </w:p>
+        </w:tc>
+        <w:tc>
+          <w:tcPr>
+            <w:tcW w:type="dxa" w:w="8220"/>
+          </w:tcPr>
+          <w:p>
+            <w:pPr>
+              <w:spacing w:after="80"/>
+            </w:pPr>
+            <w:r/>
+            <w:r>
+              <w:t>Good morning. We are Md Wahiduzzaman Suva and Esme Moula Chowdhury Abha, and our supervisor is Dr. Muhammad Hasibur Rashid Chayon.</w:t>
+            </w:r>
+          </w:p>
+          <w:p>
+            <w:pPr>
+              <w:spacing w:after="80"/>
+            </w:pPr>
+            <w:r>
+              <w:t>Our project is CALM-Net. Today we present our midterm progress on label-free covariance alignment for longitudinal EEG decoding.</w:t>
+            </w:r>
+          </w:p>
+        </w:tc>
+      </w:tr>
+      <w:tr>
+        <w:tc>
+          <w:tcPr>
+            <w:tcW w:type="dxa" w:w="1134"/>
+          </w:tcPr>
+          <w:p>
+            <w:pPr>
+              <w:jc w:val="center"/>
+            </w:pPr>
+            <w:r>
+              <w:t>2</w:t>
+            </w:r>
+          </w:p>
+        </w:tc>
+        <w:tc>
+          <w:tcPr>
+            <w:tcW w:type="dxa" w:w="8220"/>
+          </w:tcPr>
+          <w:p>
+            <w:pPr>
+              <w:spacing w:after="80"/>
+            </w:pPr>
+            <w:r/>
+            <w:r>
+              <w:t>Lower-limb exoskeletons controlled by EEG can help people with spinal cord injury or stroke walk again. EEG is non-invasive, so it requires no surgery.</w:t>
+            </w:r>
+          </w:p>
+          <w:p>
+            <w:pPr>
+              <w:spacing w:after="80"/>
+            </w:pPr>
+            <w:r>
+              <w:t>In practice, a decoder is trained once but must keep working across sessions recorded over several weeks. Between sessions, electrode placement and impedance change, and this alters the statistics of the EEG signal that the decoder was trained on.</w:t>
+            </w:r>
+          </w:p>
+          <w:p>
+            <w:pPr>
+              <w:spacing w:after="80"/>
+            </w:pPr>
+            <w:r>
+              <w:t>In this work, we propose a compact decoder that adapts to each new session without labels, and we evaluate it on three EEG datasets.</w:t>
+            </w:r>
+          </w:p>
+        </w:tc>
+      </w:tr>
+      <w:tr>
+        <w:tc>
+          <w:tcPr>
+            <w:tcW w:type="dxa" w:w="1134"/>
+          </w:tcPr>
+          <w:p>
+            <w:pPr>
+              <w:jc w:val="center"/>
+            </w:pPr>
+            <w:r>
+              <w:t>3</w:t>
+            </w:r>
+          </w:p>
+        </w:tc>
+        <w:tc>
+          <w:tcPr>
+            <w:tcW w:type="dxa" w:w="8220"/>
+          </w:tcPr>
+          <w:p>
+            <w:pPr>
+              <w:spacing w:after="80"/>
+            </w:pPr>
+            <w:r/>
+            <w:r>
+              <w:t>We address three challenges.</w:t>
+            </w:r>
+          </w:p>
+          <w:p>
+            <w:pPr>
+              <w:spacing w:after="80"/>
+            </w:pPr>
+            <w:r>
+              <w:t>The first is session drift: the signal statistics shift from one session to the next.</w:t>
+            </w:r>
+          </w:p>
+          <w:p>
+            <w:pPr>
+              <w:spacing w:after="80"/>
+            </w:pPr>
+            <w:r>
+              <w:t>The second is movement artefact: walking produces motion and muscle activity that can appear in the EEG recording.</w:t>
+            </w:r>
+          </w:p>
+          <w:p>
+            <w:pPr>
+              <w:spacing w:after="80"/>
+            </w:pPr>
+            <w:r>
+              <w:t>The third is reliable decisions: exoskeleton control needs consistent accuracy across sessions and well-calibrated confidence.</w:t>
+            </w:r>
+          </w:p>
+        </w:tc>
+      </w:tr>
+      <w:tr>
+        <w:tc>
+          <w:tcPr>
+            <w:tcW w:type="dxa" w:w="1134"/>
+          </w:tcPr>
+          <w:p>
+            <w:pPr>
+              <w:jc w:val="center"/>
+            </w:pPr>
+            <w:r>
+              <w:t>4</w:t>
+            </w:r>
+          </w:p>
+        </w:tc>
+        <w:tc>
+          <w:tcPr>
+            <w:tcW w:type="dxa" w:w="8220"/>
+          </w:tcPr>
+          <w:p>
+            <w:pPr>
+              <w:spacing w:after="80"/>
+            </w:pPr>
+            <w:r/>
+            <w:r>
+              <w:t>Our first objective is an adaptive alignment layer that corrects session drift without labels, both during training and at test time.</w:t>
+            </w:r>
+          </w:p>
+          <w:p>
+            <w:pPr>
+              <w:spacing w:after="80"/>
+            </w:pPr>
+            <w:r>
+              <w:t>The second is accurate and calibrated decoding, with accuracy comparable to published decoders from a compact model.</w:t>
+            </w:r>
+          </w:p>
+          <w:p>
+            <w:pPr>
+              <w:spacing w:after="80"/>
+            </w:pPr>
+            <w:r>
+              <w:t>The third is a design rule, read from the recording protocol, that sets how fast the alignment layer should adapt.</w:t>
+            </w:r>
+          </w:p>
+          <w:p>
+            <w:pPr>
+              <w:spacing w:after="80"/>
+            </w:pPr>
+            <w:r>
+              <w:t>Together these answer our research question: can a compact decoder adapt to session drift without labels while remaining accurate and reliable?</w:t>
+            </w:r>
+          </w:p>
+        </w:tc>
+      </w:tr>
+      <w:tr>
+        <w:tc>
+          <w:tcPr>
+            <w:tcW w:type="dxa" w:w="1134"/>
+          </w:tcPr>
+          <w:p>
+            <w:pPr>
+              <w:jc w:val="center"/>
+            </w:pPr>
+            <w:r>
+              <w:t>5</w:t>
+            </w:r>
+          </w:p>
+        </w:tc>
+        <w:tc>
+          <w:tcPr>
+            <w:tcW w:type="dxa" w:w="8220"/>
+          </w:tcPr>
+          <w:p>
+            <w:pPr>
+              <w:spacing w:after="80"/>
+            </w:pPr>
+            <w:r/>
+            <w:r>
+              <w:t>We reviewed four areas of related work.</w:t>
+            </w:r>
+          </w:p>
+          <w:p>
+            <w:pPr>
+              <w:spacing w:after="80"/>
+            </w:pPr>
+            <w:r>
+              <w:t>In exoskeleton BCI, recent work includes the NeuroRex longitudinal dataset, deep-learning control of lower-limb exoskeletons, error-related potentials, and robot-assisted gait.</w:t>
+            </w:r>
+          </w:p>
+          <w:p>
+            <w:pPr>
+              <w:spacing w:after="80"/>
+            </w:pPr>
+            <w:r>
+              <w:t>For EEG decoding, EEGNet, ShallowFBCSPNet and EEG Conformer are widely used models.</w:t>
+            </w:r>
+          </w:p>
+          <w:p>
+            <w:pPr>
+              <w:spacing w:after="80"/>
+            </w:pPr>
+            <w:r>
+              <w:t>For domain alignment, Euclidean alignment and Riemannian Procrustes analysis align covariance matrices across sessions and subjects.</w:t>
+            </w:r>
+          </w:p>
+          <w:p>
+            <w:pPr>
+              <w:spacing w:after="80"/>
+            </w:pPr>
+            <w:r>
+              <w:t>For test-time adaptation, methods such as Tent and NOTE update models on unlabelled test data.</w:t>
+            </w:r>
+          </w:p>
+          <w:p>
+            <w:pPr>
+              <w:spacing w:after="80"/>
+            </w:pPr>
+            <w:r>
+              <w:t>The research gap is that existing alignment methods operate offline on complete recordings. Our work places alignment inside the network, adapts it online without labels, and provides a rule for choosing its adaptation rate.</w:t>
+            </w:r>
+          </w:p>
+        </w:tc>
+      </w:tr>
+      <w:tr>
+        <w:tc>
+          <w:tcPr>
+            <w:tcW w:type="dxa" w:w="1134"/>
+          </w:tcPr>
+          <w:p>
+            <w:pPr>
+              <w:jc w:val="center"/>
+            </w:pPr>
+            <w:r>
+              <w:t>6</w:t>
+            </w:r>
+          </w:p>
+        </w:tc>
+        <w:tc>
+          <w:tcPr>
+            <w:tcW w:type="dxa" w:w="8220"/>
+          </w:tcPr>
+          <w:p>
+            <w:pPr>
+              <w:spacing w:after="80"/>
+            </w:pPr>
+            <w:r/>
+            <w:r>
+              <w:t>This is our proposed decoder. The input is 60 channels of EEG in four-second windows at 100 Hz.</w:t>
+            </w:r>
+          </w:p>
+          <w:p>
+            <w:pPr>
+              <w:spacing w:after="80"/>
+            </w:pPr>
+            <w:r>
+              <w:t>The first block is adaptive alignment. The layer keeps a running estimate of the covariance matrix M and whitens each window by M to the power of minus one half. A learned gate g combines the aligned and the original signal. The estimate updates without labels, including during inference.</w:t>
+            </w:r>
+          </w:p>
+          <w:p>
+            <w:pPr>
+              <w:spacing w:after="80"/>
+            </w:pPr>
+            <w:r>
+              <w:t>The second block is a multi-scale power stem. Temporal convolutions at 64, 128 and 256 milliseconds are followed by depthwise spatial filters, then squaring, pooling and a logarithm, which produces band-power features.</w:t>
+            </w:r>
+          </w:p>
+          <w:p>
+            <w:pPr>
+              <w:spacing w:after="80"/>
+            </w:pPr>
+            <w:r>
+              <w:t>An optional context module, a transformer over eight consecutive windows, can use longer temporal context.</w:t>
+            </w:r>
+          </w:p>
+          <w:p>
+            <w:pPr>
+              <w:spacing w:after="80"/>
+            </w:pPr>
+            <w:r>
+              <w:t>Finally, the selective head outputs the walk or stop decision with its confidence.</w:t>
+            </w:r>
+          </w:p>
+          <w:p>
+            <w:pPr>
+              <w:spacing w:after="80"/>
+            </w:pPr>
+            <w:r>
+              <w:t>The default configuration has 24,181 parameters.</w:t>
+            </w:r>
+          </w:p>
+        </w:tc>
+      </w:tr>
+      <w:tr>
+        <w:tc>
+          <w:tcPr>
+            <w:tcW w:type="dxa" w:w="1134"/>
+          </w:tcPr>
+          <w:p>
+            <w:pPr>
+              <w:jc w:val="center"/>
+            </w:pPr>
+            <w:r>
+              <w:t>7</w:t>
+            </w:r>
+          </w:p>
+        </w:tc>
+        <w:tc>
+          <w:tcPr>
+            <w:tcW w:type="dxa" w:w="8220"/>
+          </w:tcPr>
+          <w:p>
+            <w:pPr>
+              <w:spacing w:after="80"/>
+            </w:pPr>
+            <w:r/>
+            <w:r>
+              <w:t>The alignment layer maintains an exponential moving average of the spatial covariance of incoming windows.</w:t>
+            </w:r>
+          </w:p>
+          <w:p>
+            <w:pPr>
+              <w:spacing w:after="80"/>
+            </w:pPr>
+            <w:r>
+              <w:t>Each window is multiplied by the inverse square root of that estimate before feature extraction, which removes session-level differences in the covariance.</w:t>
+            </w:r>
+          </w:p>
+          <w:p>
+            <w:pPr>
+              <w:spacing w:after="80"/>
+            </w:pPr>
+            <w:r>
+              <w:t>Because the update needs no labels, the estimate keeps adapting when a new session begins.</w:t>
+            </w:r>
+          </w:p>
+          <w:p>
+            <w:pPr>
+              <w:spacing w:after="80"/>
+            </w:pPr>
+            <w:r>
+              <w:t>The adaptation rate sets how many windows the estimate remembers. Our rule is that this memory should be longer than the length of a single-class block in the recording protocol, so the estimate reflects the session and not the class being performed.</w:t>
+            </w:r>
+          </w:p>
+          <w:p>
+            <w:pPr>
+              <w:spacing w:after="80"/>
+            </w:pPr>
+            <w:r>
+              <w:t>The key idea is that session drift is corrected inside the network, and the recording protocol determines the adaptation rate before training.</w:t>
+            </w:r>
+          </w:p>
+        </w:tc>
+      </w:tr>
+      <w:tr>
+        <w:tc>
+          <w:tcPr>
+            <w:tcW w:type="dxa" w:w="1134"/>
+          </w:tcPr>
+          <w:p>
+            <w:pPr>
+              <w:jc w:val="center"/>
+            </w:pPr>
+            <w:r>
+              <w:t>8</w:t>
+            </w:r>
+          </w:p>
+        </w:tc>
+        <w:tc>
+          <w:tcPr>
+            <w:tcW w:type="dxa" w:w="8220"/>
+          </w:tcPr>
+          <w:p>
+            <w:pPr>
+              <w:spacing w:after="80"/>
+            </w:pPr>
+            <w:r/>
+            <w:r>
+              <w:t>We use three datasets.</w:t>
+            </w:r>
+          </w:p>
+          <w:p>
+            <w:pPr>
+              <w:spacing w:after="80"/>
+            </w:pPr>
+            <w:r>
+              <w:t>Cohort A is an exoskeleton dataset with 7 participants and 9 sessions over several weeks. We train on sessions 1 to 3 and test on sessions 4 to 9.</w:t>
+            </w:r>
+          </w:p>
+          <w:p>
+            <w:pPr>
+              <w:spacing w:after="80"/>
+            </w:pPr>
+            <w:r>
+              <w:t>Cohort B is a treadmill walking dataset with 8 participants, recorded in an independent laboratory.</w:t>
+            </w:r>
+          </w:p>
+          <w:p>
+            <w:pPr>
+              <w:spacing w:after="80"/>
+            </w:pPr>
+            <w:r>
+              <w:t>Cohort C is the PhysioNet motor execution dataset with 20 participants. For this cohort, we registered our analysis plan before training any model.</w:t>
+            </w:r>
+          </w:p>
+          <w:p>
+            <w:pPr>
+              <w:spacing w:after="80"/>
+            </w:pPr>
+            <w:r>
+              <w:t>All models use the same protocol: 8 to 30 Hz filtering, AdamW optimisation with early stopping, and three data-split seeds. Seven published decoders were trained with identical settings for comparison.</w:t>
+            </w:r>
+          </w:p>
+        </w:tc>
+      </w:tr>
+      <w:tr>
+        <w:tc>
+          <w:tcPr>
+            <w:tcW w:type="dxa" w:w="1134"/>
+          </w:tcPr>
+          <w:p>
+            <w:pPr>
+              <w:jc w:val="center"/>
+            </w:pPr>
+            <w:r>
+              <w:t>9</w:t>
+            </w:r>
+          </w:p>
+        </w:tc>
+        <w:tc>
+          <w:tcPr>
+            <w:tcW w:type="dxa" w:w="8220"/>
+          </w:tcPr>
+          <w:p>
+            <w:pPr>
+              <w:spacing w:after="80"/>
+            </w:pPr>
+            <w:r/>
+            <w:r>
+              <w:t>First, we measured how much session drift the alignment layer removes. The bars show the Riemannian distance between the training-session covariance and each test session.</w:t>
+            </w:r>
+          </w:p>
+          <w:p>
+            <w:pPr>
+              <w:spacing w:after="80"/>
+            </w:pPr>
+            <w:r>
+              <w:t>Orange is the raw signal, grey is a control that never updates its estimate, and black is the aligned signal.</w:t>
+            </w:r>
+          </w:p>
+          <w:p>
+            <w:pPr>
+              <w:spacing w:after="80"/>
+            </w:pPr>
+            <w:r>
+              <w:t>Alignment reduces the distance by 45.9 percent on cohort A and 62.5 percent on cohort B, and the reduction appears in all 15 participants. The control leaves the distance unchanged, which shows that the reduction comes from adaptation.</w:t>
+            </w:r>
+          </w:p>
+        </w:tc>
+      </w:tr>
+      <w:tr>
+        <w:tc>
+          <w:tcPr>
+            <w:tcW w:type="dxa" w:w="1134"/>
+          </w:tcPr>
+          <w:p>
+            <w:pPr>
+              <w:jc w:val="center"/>
+            </w:pPr>
+            <w:r>
+              <w:t>10</w:t>
+            </w:r>
+          </w:p>
+        </w:tc>
+        <w:tc>
+          <w:tcPr>
+            <w:tcW w:type="dxa" w:w="8220"/>
+          </w:tcPr>
+          <w:p>
+            <w:pPr>
+              <w:spacing w:after="80"/>
+            </w:pPr>
+            <w:r/>
+            <w:r>
+              <w:t>This table gives the values for every participant.</w:t>
+            </w:r>
+          </w:p>
+          <w:p>
+            <w:pPr>
+              <w:spacing w:after="80"/>
+            </w:pPr>
+            <w:r>
+              <w:t>On cohort A, the reduction ranges from 38.7 to 51.2 percent, and on cohort B from 43.8 to 82.1 percent.</w:t>
+            </w:r>
+          </w:p>
+        </w:tc>
+      </w:tr>
+      <w:tr>
+        <w:tc>
+          <w:tcPr>
+            <w:tcW w:type="dxa" w:w="1134"/>
+          </w:tcPr>
+          <w:p>
+            <w:pPr>
+              <w:jc w:val="center"/>
+            </w:pPr>
+            <w:r>
+              <w:t>11</w:t>
+            </w:r>
+          </w:p>
+        </w:tc>
+        <w:tc>
+          <w:tcPr>
+            <w:tcW w:type="dxa" w:w="8220"/>
+          </w:tcPr>
+          <w:p>
+            <w:pPr>
+              <w:spacing w:after="80"/>
+            </w:pPr>
+            <w:r/>
+            <w:r>
+              <w:t>Here we compare our decoder with published models, all trained in the same pipeline and averaged over three data-split seeds.</w:t>
+            </w:r>
+          </w:p>
+          <w:p>
+            <w:pPr>
+              <w:spacing w:after="80"/>
+            </w:pPr>
+            <w:r>
+              <w:t>On cohort A, our decoder reaches 0.868 balanced accuracy, comparable to the best baseline at 0.876, and it uses fewer parameters than six of the seven baselines.</w:t>
+            </w:r>
+          </w:p>
+          <w:p>
+            <w:pPr>
+              <w:spacing w:after="80"/>
+            </w:pPr>
+            <w:r>
+              <w:t>On cohort C, our decoder has the highest accuracy, 0.796.</w:t>
+            </w:r>
+          </w:p>
+          <w:p>
+            <w:pPr>
+              <w:spacing w:after="80"/>
+            </w:pPr>
+            <w:r>
+              <w:t>On cohort B, the protocol rule selects the configuration without alignment, which reaches 0.729, second of the eight models.</w:t>
+            </w:r>
+          </w:p>
+          <w:p>
+            <w:pPr>
+              <w:spacing w:after="80"/>
+            </w:pPr>
+            <w:r>
+              <w:t>Calibration error also stays low, 0.058 on cohort A and 0.061 on cohort C.</w:t>
+            </w:r>
+          </w:p>
+        </w:tc>
+      </w:tr>
+      <w:tr>
+        <w:tc>
+          <w:tcPr>
+            <w:tcW w:type="dxa" w:w="1134"/>
+          </w:tcPr>
+          <w:p>
+            <w:pPr>
+              <w:jc w:val="center"/>
+            </w:pPr>
+            <w:r>
+              <w:t>12</w:t>
+            </w:r>
+          </w:p>
+        </w:tc>
+        <w:tc>
+          <w:tcPr>
+            <w:tcW w:type="dxa" w:w="8220"/>
+          </w:tcPr>
+          <w:p>
+            <w:pPr>
+              <w:spacing w:after="80"/>
+            </w:pPr>
+            <w:r/>
+            <w:r>
+              <w:t>This figure shows why the adaptation rate matters. The top row traces the alignment estimate during a recording, and the bottom row shows its distance to the walk and stop covariances.</w:t>
+            </w:r>
+          </w:p>
+          <w:p>
+            <w:pPr>
+              <w:spacing w:after="80"/>
+            </w:pPr>
+            <w:r>
+              <w:t>On cohort A, where class blocks are short, the estimate stays between the two classes.</w:t>
+            </w:r>
+          </w:p>
+          <w:p>
+            <w:pPr>
+              <w:spacing w:after="80"/>
+            </w:pPr>
+            <w:r>
+              <w:t>On cohort B, where class blocks are long, a fast estimate follows the class currently being performed. This is exactly the situation our adaptation rate rule is designed to detect.</w:t>
+            </w:r>
+          </w:p>
+        </w:tc>
+      </w:tr>
+      <w:tr>
+        <w:tc>
+          <w:tcPr>
+            <w:tcW w:type="dxa" w:w="1134"/>
+          </w:tcPr>
+          <w:p>
+            <w:pPr>
+              <w:jc w:val="center"/>
+            </w:pPr>
+            <w:r>
+              <w:t>13</w:t>
+            </w:r>
+          </w:p>
+        </w:tc>
+        <w:tc>
+          <w:tcPr>
+            <w:tcW w:type="dxa" w:w="8220"/>
+          </w:tcPr>
+          <w:p>
+            <w:pPr>
+              <w:spacing w:after="80"/>
+            </w:pPr>
+            <w:r/>
+            <w:r>
+              <w:t>We tested the rule on cohort B by changing the adaptation rate.</w:t>
+            </w:r>
+          </w:p>
+          <w:p>
+            <w:pPr>
+              <w:spacing w:after="80"/>
+            </w:pPr>
+            <w:r>
+              <w:t>As the estimator memory increases from 160 to 3200 windows, accuracy rises from 0.580 to 0.698, as the rule predicts.</w:t>
+            </w:r>
+          </w:p>
+          <w:p>
+            <w:pPr>
+              <w:spacing w:after="80"/>
+            </w:pPr>
+            <w:r>
+              <w:t>Because cohort B has class blocks longer than the default memory, the rule selects the configuration without alignment, which reaches 0.729.</w:t>
+            </w:r>
+          </w:p>
+        </w:tc>
+      </w:tr>
+      <w:tr>
+        <w:tc>
+          <w:tcPr>
+            <w:tcW w:type="dxa" w:w="1134"/>
+          </w:tcPr>
+          <w:p>
+            <w:pPr>
+              <w:jc w:val="center"/>
+            </w:pPr>
+            <w:r>
+              <w:t>14</w:t>
+            </w:r>
+          </w:p>
+        </w:tc>
+        <w:tc>
+          <w:tcPr>
+            <w:tcW w:type="dxa" w:w="8220"/>
+          </w:tcPr>
+          <w:p>
+            <w:pPr>
+              <w:spacing w:after="80"/>
+            </w:pPr>
+            <w:r/>
+            <w:r>
+              <w:t>To test the rule in advance, we registered two predictions for cohort C before training any model on it.</w:t>
+            </w:r>
+          </w:p>
+          <w:p>
+            <w:pPr>
+              <w:spacing w:after="80"/>
+            </w:pPr>
+            <w:r>
+              <w:t>The first prediction was that enabling alignment would not reduce accuracy. The second was that a slower adaptation rate would bring no change, because cohort C has short class blocks.</w:t>
+            </w:r>
+          </w:p>
+          <w:p>
+            <w:pPr>
+              <w:spacing w:after="80"/>
+            </w:pPr>
+            <w:r>
+              <w:t>Both predictions were confirmed: accuracy changed by plus 0.002 with alignment, and the slower rate made no meaningful difference. Two additional data-split seeds support the same conclusions.</w:t>
+            </w:r>
+          </w:p>
+        </w:tc>
+      </w:tr>
+      <w:tr>
+        <w:tc>
+          <w:tcPr>
+            <w:tcW w:type="dxa" w:w="1134"/>
+          </w:tcPr>
+          <w:p>
+            <w:pPr>
+              <w:jc w:val="center"/>
+            </w:pPr>
+            <w:r>
+              <w:t>15</w:t>
+            </w:r>
+          </w:p>
+        </w:tc>
+        <w:tc>
+          <w:tcPr>
+            <w:tcW w:type="dxa" w:w="8220"/>
+          </w:tcPr>
+          <w:p>
+            <w:pPr>
+              <w:spacing w:after="80"/>
+            </w:pPr>
+            <w:r/>
+            <w:r>
+              <w:t>The ablation study on cohort A shows the contribution of each component, averaged over three seeds.</w:t>
+            </w:r>
+          </w:p>
+          <w:p>
+            <w:pPr>
+              <w:spacing w:after="80"/>
+            </w:pPr>
+            <w:r>
+              <w:t>Adding the alignment layer raises balanced accuracy from 0.842 with the gate alone to 0.868.</w:t>
+            </w:r>
+          </w:p>
+          <w:p>
+            <w:pPr>
+              <w:spacing w:after="80"/>
+            </w:pPr>
+            <w:r>
+              <w:t>The cross-epoch context module reduces spurious activations from 1.60 to 1.16 per minute of standing, which is valuable for safe exoskeleton control.</w:t>
+            </w:r>
+          </w:p>
+        </w:tc>
+      </w:tr>
+      <w:tr>
+        <w:tc>
+          <w:tcPr>
+            <w:tcW w:type="dxa" w:w="1134"/>
+          </w:tcPr>
+          <w:p>
+            <w:pPr>
+              <w:jc w:val="center"/>
+            </w:pPr>
+            <w:r>
+              <w:t>16</w:t>
+            </w:r>
+          </w:p>
+        </w:tc>
+        <w:tc>
+          <w:tcPr>
+            <w:tcW w:type="dxa" w:w="8220"/>
+          </w:tcPr>
+          <w:p>
+            <w:pPr>
+              <w:spacing w:after="80"/>
+            </w:pPr>
+            <w:r/>
+            <w:r>
+              <w:t>Because walking can introduce artefacts, we retrained the decoder after removing non-neural components with independent component analysis and ICLabel.</w:t>
+            </w:r>
+          </w:p>
+          <w:p>
+            <w:pPr>
+              <w:spacing w:after="80"/>
+            </w:pPr>
+            <w:r>
+              <w:t>After cleaning, mean balanced accuracy is 0.785, well above chance, and the change for each participant does not follow the number of muscle components removed.</w:t>
+            </w:r>
+          </w:p>
+          <w:p>
+            <w:pPr>
+              <w:spacing w:after="80"/>
+            </w:pPr>
+            <w:r>
+              <w:t>These results are consistent with the decoder using neural EEG activity.</w:t>
+            </w:r>
+          </w:p>
+        </w:tc>
+      </w:tr>
+      <w:tr>
+        <w:tc>
+          <w:tcPr>
+            <w:tcW w:type="dxa" w:w="1134"/>
+          </w:tcPr>
+          <w:p>
+            <w:pPr>
+              <w:jc w:val="center"/>
+            </w:pPr>
+            <w:r>
+              <w:t>17</w:t>
+            </w:r>
+          </w:p>
+        </w:tc>
+        <w:tc>
+          <w:tcPr>
+            <w:tcW w:type="dxa" w:w="8220"/>
+          </w:tcPr>
+          <w:p>
+            <w:pPr>
+              <w:spacing w:after="80"/>
+            </w:pPr>
+            <w:r/>
+            <w:r>
+              <w:t>This topography shows one participant. The right panel compares 8 to 30 Hz power during walking and standing.</w:t>
+            </w:r>
+          </w:p>
+          <w:p>
+            <w:pPr>
+              <w:spacing w:after="80"/>
+            </w:pPr>
+            <w:r>
+              <w:t>Power decreases over sensorimotor electrodes during walking, which is consistent with mu and beta desynchronisation during movement.</w:t>
+            </w:r>
+          </w:p>
+        </w:tc>
+      </w:tr>
+      <w:tr>
+        <w:tc>
+          <w:tcPr>
+            <w:tcW w:type="dxa" w:w="1134"/>
+          </w:tcPr>
+          <w:p>
+            <w:pPr>
+              <w:jc w:val="center"/>
+            </w:pPr>
+            <w:r>
+              <w:t>18</w:t>
+            </w:r>
+          </w:p>
+        </w:tc>
+        <w:tc>
+          <w:tcPr>
+            <w:tcW w:type="dxa" w:w="8220"/>
+          </w:tcPr>
+          <w:p>
+            <w:pPr>
+              <w:spacing w:after="80"/>
+            </w:pPr>
+            <w:r/>
+            <w:r>
+              <w:t>Our current work has some limitations.</w:t>
+            </w:r>
+          </w:p>
+          <w:p>
+            <w:pPr>
+              <w:spacing w:after="80"/>
+            </w:pPr>
+            <w:r>
+              <w:t>The datasets include 7, 8 and 20 participants. All results come from recorded datasets, and closed-loop testing is planned. The architecture is still under development, and we will evaluate further variants. The adaptation rate is currently set by a rule and could be learned from data.</w:t>
+            </w:r>
+          </w:p>
+          <w:p>
+            <w:pPr>
+              <w:spacing w:after="80"/>
+            </w:pPr>
+            <w:r>
+              <w:t>In future work, we plan real-time evaluation with an exoskeleton, larger cohorts, and recording protocols designed to refine the adaptation rate rule.</w:t>
+            </w:r>
+          </w:p>
+        </w:tc>
+      </w:tr>
+      <w:tr>
+        <w:tc>
+          <w:tcPr>
+            <w:tcW w:type="dxa" w:w="1134"/>
+          </w:tcPr>
+          <w:p>
+            <w:pPr>
+              <w:jc w:val="center"/>
+            </w:pPr>
+            <w:r>
+              <w:t>19</w:t>
+            </w:r>
+          </w:p>
+        </w:tc>
+        <w:tc>
+          <w:tcPr>
+            <w:tcW w:type="dxa" w:w="8220"/>
+          </w:tcPr>
+          <w:p>
+            <w:pPr>
+              <w:spacing w:after="80"/>
+            </w:pPr>
+            <w:r/>
+            <w:r>
+              <w:t>To conclude, we presented a compact EEG decoder with an adaptive alignment layer that corrects session drift without labels.</w:t>
+            </w:r>
+          </w:p>
+          <w:p>
+            <w:pPr>
+              <w:spacing w:after="80"/>
+            </w:pPr>
+            <w:r>
+              <w:t>The decoder reduces session drift by 46 to 63 percent, achieves accuracy comparable to published decoders, and follows a protocol-based rule that was confirmed prospectively.</w:t>
+            </w:r>
+          </w:p>
+          <w:p>
+            <w:pPr>
+              <w:spacing w:after="80"/>
+            </w:pPr>
+            <w:r>
+              <w:t>This approach supports longitudinal use of EEG-controlled exoskeletons with less recalibration.</w:t>
+            </w:r>
+          </w:p>
+        </w:tc>
+      </w:tr>
+      <w:tr>
+        <w:tc>
+          <w:tcPr>
+            <w:tcW w:type="dxa" w:w="1134"/>
+          </w:tcPr>
+          <w:p>
+            <w:pPr>
+              <w:jc w:val="center"/>
+            </w:pPr>
+            <w:r>
+              <w:t>20</w:t>
+            </w:r>
+          </w:p>
+        </w:tc>
+        <w:tc>
+          <w:tcPr>
+            <w:tcW w:type="dxa" w:w="8220"/>
+          </w:tcPr>
+          <w:p>
+            <w:pPr>
+              <w:spacing w:after="80"/>
+            </w:pPr>
+            <w:r/>
+            <w:r>
+              <w:t>These are the works we cited. Thank you for your attention. We are happy to take your questions.</w:t>
+            </w:r>
+          </w:p>
+        </w:tc>
+      </w:tr>
+    </w:tbl>
     <w:sectPr>
       <w:pgSz w:w="12240" w:h="15840"/>
       <w:pgMar w:top="1440" w:right="1800" w:bottom="1440" w:left="1800" w:header="720" w:footer="720" w:gutter="0"/>

--- a/presentation/presentation_script.docx
+++ b/presentation/presentation_script.docx
@@ -263,7 +263,7 @@
             </w:pPr>
             <w:r/>
             <w:r>
-              <w:t>We reviewed four areas of related work.</w:t>
+              <w:t>We reviewed related work in four areas. The first two are exoskeleton BCI and EEG decoding models.</w:t>
             </w:r>
           </w:p>
           <w:p>
@@ -271,7 +271,7 @@
               <w:spacing w:after="80"/>
             </w:pPr>
             <w:r>
-              <w:t>In exoskeleton BCI, recent work includes the NeuroRex longitudinal dataset, deep-learning control of lower-limb exoskeletons, error-related potentials, and robot-assisted gait.</w:t>
+              <w:t>Sarkar and colleagues released the NeuroRex dataset, which we use as cohort A: seven healthy participants walking and standing with an EEG-controlled exoskeleton over nine sessions, with synchronised EEG, EOG, inertial and exoskeleton recordings.</w:t>
             </w:r>
           </w:p>
           <w:p>
@@ -279,7 +279,7 @@
               <w:spacing w:after="80"/>
             </w:pPr>
             <w:r>
-              <w:t>For EEG decoding, EEGNet, ShallowFBCSPNet and EEG Conformer are widely used models.</w:t>
+              <w:t>Ferrero and colleagues achieved closed-loop, asynchronous walk and stop control of a lower-limb exoskeleton with a deep-learning decoder, and used transfer learning to shorten the calibration in each session.</w:t>
             </w:r>
           </w:p>
           <w:p>
@@ -287,7 +287,7 @@
               <w:spacing w:after="80"/>
             </w:pPr>
             <w:r>
-              <w:t>For domain alignment, Euclidean alignment and Riemannian Procrustes analysis align covariance matrices across sessions and subjects.</w:t>
+              <w:t>Soriano-Segura and colleagues characterised error-related potentials during exoskeleton commands and detected them with deep learning, as a safety signal. Tortora and colleagues examined how cortical and muscular activity change across robot-assisted gait modes.</w:t>
             </w:r>
           </w:p>
           <w:p>
@@ -295,7 +295,68 @@
               <w:spacing w:after="80"/>
             </w:pPr>
             <w:r>
-              <w:t>For test-time adaptation, methods such as Tent and NOTE update models on unlabelled test data.</w:t>
+              <w:t>For decoding, Schirrmeister and colleagues showed that convolutional networks decode movement-related EEG, with the shallow network learning band-power features similar to filter-bank common spatial patterns. EEGNet uses depthwise and separable convolutions to reduce the parameter count by an order of magnitude, and EEG Conformer adds a transformer encoder to a convolutional stem.</w:t>
+            </w:r>
+          </w:p>
+          <w:p>
+            <w:pPr>
+              <w:spacing w:after="80"/>
+            </w:pPr>
+            <w:r>
+              <w:t>In summary, exoskeleton control from EEG is well established, and compact convolutional decoders are the standard models. Their spatial filters are learned during training and stay fixed in later sessions.</w:t>
+            </w:r>
+          </w:p>
+        </w:tc>
+      </w:tr>
+      <w:tr>
+        <w:tc>
+          <w:tcPr>
+            <w:tcW w:type="dxa" w:w="1134"/>
+          </w:tcPr>
+          <w:p>
+            <w:pPr>
+              <w:jc w:val="center"/>
+            </w:pPr>
+            <w:r>
+              <w:t>6</w:t>
+            </w:r>
+          </w:p>
+        </w:tc>
+        <w:tc>
+          <w:tcPr>
+            <w:tcW w:type="dxa" w:w="8220"/>
+          </w:tcPr>
+          <w:p>
+            <w:pPr>
+              <w:spacing w:after="80"/>
+            </w:pPr>
+            <w:r/>
+            <w:r>
+              <w:t>The other two areas are covariance-based alignment and test-time adaptation.</w:t>
+            </w:r>
+          </w:p>
+          <w:p>
+            <w:pPr>
+              <w:spacing w:after="80"/>
+            </w:pPr>
+            <w:r>
+              <w:t>Barachant and colleagues represented each EEG trial by its covariance matrix and classified trials by Riemannian distance to the class means.</w:t>
+            </w:r>
+          </w:p>
+          <w:p>
+            <w:pPr>
+              <w:spacing w:after="80"/>
+            </w:pPr>
+            <w:r>
+              <w:t>He and Wu proposed Euclidean alignment, which whitens the trials of each subject or session by the inverse square root of their mean covariance, so recordings become comparable without labels. Riemannian Procrustes analysis, by Rodrigues and colleagues, re-centres, stretches and rotates covariance distributions to transfer a classifier between subjects and sessions.</w:t>
+            </w:r>
+          </w:p>
+          <w:p>
+            <w:pPr>
+              <w:spacing w:after="80"/>
+            </w:pPr>
+            <w:r>
+              <w:t>In test-time adaptation, Tent updates normalisation parameters on unlabelled test data by minimising prediction entropy, and NOTE handles temporally correlated test streams with instance-aware batch normalisation and a prediction-balanced memory. SelectiveNet trains a classifier together with a selection head that abstains on uncertain inputs.</w:t>
             </w:r>
           </w:p>
           <w:p>
@@ -318,7 +379,7 @@
               <w:jc w:val="center"/>
             </w:pPr>
             <w:r>
-              <w:t>6</w:t>
+              <w:t>7</w:t>
             </w:r>
           </w:p>
         </w:tc>
@@ -387,7 +448,7 @@
               <w:jc w:val="center"/>
             </w:pPr>
             <w:r>
-              <w:t>7</w:t>
+              <w:t>8</w:t>
             </w:r>
           </w:p>
         </w:tc>
@@ -448,7 +509,7 @@
               <w:jc w:val="center"/>
             </w:pPr>
             <w:r>
-              <w:t>8</w:t>
+              <w:t>9</w:t>
             </w:r>
           </w:p>
         </w:tc>
@@ -509,7 +570,7 @@
               <w:jc w:val="center"/>
             </w:pPr>
             <w:r>
-              <w:t>9</w:t>
+              <w:t>10</w:t>
             </w:r>
           </w:p>
         </w:tc>
@@ -554,7 +615,7 @@
               <w:jc w:val="center"/>
             </w:pPr>
             <w:r>
-              <w:t>10</w:t>
+              <w:t>11</w:t>
             </w:r>
           </w:p>
         </w:tc>
@@ -591,7 +652,7 @@
               <w:jc w:val="center"/>
             </w:pPr>
             <w:r>
-              <w:t>11</w:t>
+              <w:t>12</w:t>
             </w:r>
           </w:p>
         </w:tc>
@@ -652,7 +713,7 @@
               <w:jc w:val="center"/>
             </w:pPr>
             <w:r>
-              <w:t>12</w:t>
+              <w:t>13</w:t>
             </w:r>
           </w:p>
         </w:tc>
@@ -697,7 +758,7 @@
               <w:jc w:val="center"/>
             </w:pPr>
             <w:r>
-              <w:t>13</w:t>
+              <w:t>14</w:t>
             </w:r>
           </w:p>
         </w:tc>
@@ -742,7 +803,7 @@
               <w:jc w:val="center"/>
             </w:pPr>
             <w:r>
-              <w:t>14</w:t>
+              <w:t>15</w:t>
             </w:r>
           </w:p>
         </w:tc>
@@ -787,7 +848,7 @@
               <w:jc w:val="center"/>
             </w:pPr>
             <w:r>
-              <w:t>15</w:t>
+              <w:t>16</w:t>
             </w:r>
           </w:p>
         </w:tc>
@@ -832,7 +893,7 @@
               <w:jc w:val="center"/>
             </w:pPr>
             <w:r>
-              <w:t>16</w:t>
+              <w:t>17</w:t>
             </w:r>
           </w:p>
         </w:tc>
@@ -877,7 +938,7 @@
               <w:jc w:val="center"/>
             </w:pPr>
             <w:r>
-              <w:t>17</w:t>
+              <w:t>18</w:t>
             </w:r>
           </w:p>
         </w:tc>
@@ -914,7 +975,7 @@
               <w:jc w:val="center"/>
             </w:pPr>
             <w:r>
-              <w:t>18</w:t>
+              <w:t>19</w:t>
             </w:r>
           </w:p>
         </w:tc>
@@ -959,7 +1020,7 @@
               <w:jc w:val="center"/>
             </w:pPr>
             <w:r>
-              <w:t>19</w:t>
+              <w:t>20</w:t>
             </w:r>
           </w:p>
         </w:tc>
@@ -1004,7 +1065,7 @@
               <w:jc w:val="center"/>
             </w:pPr>
             <w:r>
-              <w:t>20</w:t>
+              <w:t>21</w:t>
             </w:r>
           </w:p>
         </w:tc>

--- a/presentation/presentation_script.docx
+++ b/presentation/presentation_script.docx
@@ -7,7 +7,15 @@
         <w:pStyle w:val="Heading1"/>
       </w:pPr>
       <w:r>
-        <w:t>CALM-Net Midterm Presentation Script</w:t>
+        <w:t>CALM-Net Final Presentation Script</w:t>
+      </w:r>
+    </w:p>
+    <w:p>
+      <w:r>
+        <w:rPr>
+          <w:i/>
+        </w:rPr>
+        <w:t>24 slides, about 19 minutes. Timings are a guide, not a script to read at speed.</w:t>
       </w:r>
     </w:p>
     <w:tbl>
@@ -24,7 +32,7 @@
       <w:tr>
         <w:tc>
           <w:tcPr>
-            <w:tcW w:type="dxa" w:w="1134"/>
+            <w:tcW w:type="dxa" w:w="1701"/>
           </w:tcPr>
           <w:p>
             <w:r/>
@@ -38,7 +46,7 @@
         </w:tc>
         <w:tc>
           <w:tcPr>
-            <w:tcW w:type="dxa" w:w="8220"/>
+            <w:tcW w:type="dxa" w:w="7654"/>
           </w:tcPr>
           <w:p>
             <w:r/>
@@ -54,20 +62,33 @@
       <w:tr>
         <w:tc>
           <w:tcPr>
-            <w:tcW w:type="dxa" w:w="1134"/>
+            <w:tcW w:type="dxa" w:w="1701"/>
           </w:tcPr>
           <w:p>
             <w:pPr>
               <w:jc w:val="center"/>
             </w:pPr>
+            <w:r/>
             <w:r>
+              <w:rPr>
+                <w:b/>
+              </w:rPr>
               <w:t>1</w:t>
+            </w:r>
+            <w:r>
+              <w:rPr>
+                <w:i/>
+              </w:rPr>
+              <w:br/>
+              <w:t>Title</w:t>
+              <w:br/>
+              <w:t>20 s</w:t>
             </w:r>
           </w:p>
         </w:tc>
         <w:tc>
           <w:tcPr>
-            <w:tcW w:type="dxa" w:w="8220"/>
+            <w:tcW w:type="dxa" w:w="7654"/>
           </w:tcPr>
           <w:p>
             <w:pPr>
@@ -83,7 +104,7 @@
               <w:spacing w:after="80"/>
             </w:pPr>
             <w:r>
-              <w:t>Our project is CALM-Net. Today we present our midterm progress on label-free covariance alignment for longitudinal EEG decoding.</w:t>
+              <w:t>Our work is on tangent-space features for EEG movement-intent decoding, for the control of a lower-limb exoskeleton.</w:t>
             </w:r>
           </w:p>
         </w:tc>
@@ -91,20 +112,33 @@
       <w:tr>
         <w:tc>
           <w:tcPr>
-            <w:tcW w:type="dxa" w:w="1134"/>
+            <w:tcW w:type="dxa" w:w="1701"/>
           </w:tcPr>
           <w:p>
             <w:pPr>
               <w:jc w:val="center"/>
             </w:pPr>
+            <w:r/>
             <w:r>
+              <w:rPr>
+                <w:b/>
+              </w:rPr>
               <w:t>2</w:t>
+            </w:r>
+            <w:r>
+              <w:rPr>
+                <w:i/>
+              </w:rPr>
+              <w:br/>
+              <w:t>Problem Statement</w:t>
+              <w:br/>
+              <w:t>45 s</w:t>
             </w:r>
           </w:p>
         </w:tc>
         <w:tc>
           <w:tcPr>
-            <w:tcW w:type="dxa" w:w="8220"/>
+            <w:tcW w:type="dxa" w:w="7654"/>
           </w:tcPr>
           <w:p>
             <w:pPr>
@@ -112,7 +146,7 @@
             </w:pPr>
             <w:r/>
             <w:r>
-              <w:t>Lower-limb exoskeletons controlled by EEG can help people with spinal cord injury or stroke walk again. EEG is non-invasive, so it requires no surgery.</w:t>
+              <w:t>A convolutional EEG decoder reduces each window of signal to log band power. That quantity is the diagonal of the window's spatial covariance matrix.</w:t>
             </w:r>
           </w:p>
           <w:p>
@@ -120,7 +154,7 @@
               <w:spacing w:after="80"/>
             </w:pPr>
             <w:r>
-              <w:t>In practice, a decoder is trained once but must keep working across sessions recorded over several weeks. Between sessions, electrode placement and impedance change, and this alters the statistics of the EEG signal that the decoder was trained on.</w:t>
+              <w:t>Everything off that diagonal, which is how the channels vary together, is discarded before the first layer of the network ever sees it.</w:t>
             </w:r>
           </w:p>
           <w:p>
@@ -128,7 +162,15 @@
               <w:spacing w:after="80"/>
             </w:pPr>
             <w:r>
-              <w:t>In this work, we propose a compact decoder that adapts to each new session without labels, and we evaluate it on three EEG datasets.</w:t>
+              <w:t>Our question is whether that discarded structure carries usable movement intent, and what it costs to read it.</w:t>
+            </w:r>
+          </w:p>
+          <w:p>
+            <w:pPr>
+              <w:spacing w:after="80"/>
+            </w:pPr>
+            <w:r>
+              <w:t>We answer it on five cohorts and 51 participants, in one training pipeline.</w:t>
             </w:r>
           </w:p>
         </w:tc>
@@ -136,20 +178,33 @@
       <w:tr>
         <w:tc>
           <w:tcPr>
-            <w:tcW w:type="dxa" w:w="1134"/>
+            <w:tcW w:type="dxa" w:w="1701"/>
           </w:tcPr>
           <w:p>
             <w:pPr>
               <w:jc w:val="center"/>
             </w:pPr>
+            <w:r/>
             <w:r>
+              <w:rPr>
+                <w:b/>
+              </w:rPr>
               <w:t>3</w:t>
+            </w:r>
+            <w:r>
+              <w:rPr>
+                <w:i/>
+              </w:rPr>
+              <w:br/>
+              <w:t>Key Challenges</w:t>
+              <w:br/>
+              <w:t>45 s</w:t>
             </w:r>
           </w:p>
         </w:tc>
         <w:tc>
           <w:tcPr>
-            <w:tcW w:type="dxa" w:w="8220"/>
+            <w:tcW w:type="dxa" w:w="7654"/>
           </w:tcPr>
           <w:p>
             <w:pPr>
@@ -157,7 +212,7 @@
             </w:pPr>
             <w:r/>
             <w:r>
-              <w:t>We address three challenges.</w:t>
+              <w:t>There are three difficulties.</w:t>
             </w:r>
           </w:p>
           <w:p>
@@ -165,7 +220,7 @@
               <w:spacing w:after="80"/>
             </w:pPr>
             <w:r>
-              <w:t>The first is session drift: the signal statistics shift from one session to the next.</w:t>
+              <w:t>First, the second-order structure is thrown away by construction. Whether that loses anything is an empirical question, and it had not been answered for this task.</w:t>
             </w:r>
           </w:p>
           <w:p>
@@ -173,7 +228,7 @@
               <w:spacing w:after="80"/>
             </w:pPr>
             <w:r>
-              <w:t>The second is movement artefact: walking produces motion and muscle activity that can appear in the EEG recording.</w:t>
+              <w:t>Second, reading the off-diagonal needs a reference covariance. If we update that reference on the test stream it follows the session, which is what we want, but it also follows whichever class is currently streaming, which is not.</w:t>
             </w:r>
           </w:p>
           <w:p>
@@ -181,7 +236,7 @@
               <w:spacing w:after="80"/>
             </w:pPr>
             <w:r>
-              <w:t>The third is reliable decisions: exoskeleton control needs consistent accuracy across sessions and well-calibrated confidence.</w:t>
+              <w:t>Third, a component that helps on four cohorts and fails on the fifth is only useful if we can say in advance which case a new recording falls into.</w:t>
             </w:r>
           </w:p>
         </w:tc>
@@ -189,20 +244,33 @@
       <w:tr>
         <w:tc>
           <w:tcPr>
-            <w:tcW w:type="dxa" w:w="1134"/>
+            <w:tcW w:type="dxa" w:w="1701"/>
           </w:tcPr>
           <w:p>
             <w:pPr>
               <w:jc w:val="center"/>
             </w:pPr>
+            <w:r/>
             <w:r>
+              <w:rPr>
+                <w:b/>
+              </w:rPr>
               <w:t>4</w:t>
+            </w:r>
+            <w:r>
+              <w:rPr>
+                <w:i/>
+              </w:rPr>
+              <w:br/>
+              <w:t>Objectives and Outcomes</w:t>
+              <w:br/>
+              <w:t>50 s</w:t>
             </w:r>
           </w:p>
         </w:tc>
         <w:tc>
           <w:tcPr>
-            <w:tcW w:type="dxa" w:w="8220"/>
+            <w:tcW w:type="dxa" w:w="7654"/>
           </w:tcPr>
           <w:p>
             <w:pPr>
@@ -210,7 +278,7 @@
             </w:pPr>
             <w:r/>
             <w:r>
-              <w:t>Our first objective is an adaptive alignment layer that corrects session drift without labels, both during training and at test time.</w:t>
+              <w:t>Our first objective was to read the covariance rather than only its diagonal. The outcome is a tangent-space branch placed beside the log-power stem. It raises balanced accuracy on four of the five cohorts.</w:t>
             </w:r>
           </w:p>
           <w:p>
@@ -218,7 +286,7 @@
               <w:spacing w:after="80"/>
             </w:pPr>
             <w:r>
-              <w:t>The second is accurate and calibrated decoding, with accuracy comparable to published decoders from a compact model.</w:t>
+              <w:t>The second was to state when the adapting reference is admissible. The outcome is Condition 1, which compares the estimator's memory against the length of a class block. Read from the protocol alone, it separates all five cohorts with nothing fitted.</w:t>
             </w:r>
           </w:p>
           <w:p>
@@ -226,7 +294,49 @@
               <w:spacing w:after="80"/>
             </w:pPr>
             <w:r>
-              <w:t>The third is a design rule, read from the recording protocol, that sets how fast the alignment layer should adapt.</w:t>
+              <w:t>The third was to report what the component costs. The branch adds 238,028 parameters to a 19,505-parameter stem path, and on one cohort it triples the rate of spurious walk commands. We report both.</w:t>
+            </w:r>
+          </w:p>
+        </w:tc>
+      </w:tr>
+      <w:tr>
+        <w:tc>
+          <w:tcPr>
+            <w:tcW w:type="dxa" w:w="1701"/>
+          </w:tcPr>
+          <w:p>
+            <w:pPr>
+              <w:jc w:val="center"/>
+            </w:pPr>
+            <w:r/>
+            <w:r>
+              <w:rPr>
+                <w:b/>
+              </w:rPr>
+              <w:t>5</w:t>
+            </w:r>
+            <w:r>
+              <w:rPr>
+                <w:i/>
+              </w:rPr>
+              <w:br/>
+              <w:t>Literature Review</w:t>
+              <w:br/>
+              <w:t>55 s</w:t>
+            </w:r>
+          </w:p>
+        </w:tc>
+        <w:tc>
+          <w:tcPr>
+            <w:tcW w:type="dxa" w:w="7654"/>
+          </w:tcPr>
+          <w:p>
+            <w:pPr>
+              <w:spacing w:after="80"/>
+            </w:pPr>
+            <w:r/>
+            <w:r>
+              <w:t>Four bodies of work meet here.</w:t>
             </w:r>
           </w:p>
           <w:p>
@@ -234,7 +344,39 @@
               <w:spacing w:after="80"/>
             </w:pPr>
             <w:r>
-              <w:t>Together these answer our research question: can a compact decoder adapt to session drift without labels while remaining accurate and reliable?</w:t>
+              <w:t>Lower-limb exoskeleton BCI gives us the application and the datasets.</w:t>
+            </w:r>
+          </w:p>
+          <w:p>
+            <w:pPr>
+              <w:spacing w:after="80"/>
+            </w:pPr>
+            <w:r>
+              <w:t>Convolutional EEG decoders, such as EEGNet and ShallowFBCSPNet, are the models we compare against.</w:t>
+            </w:r>
+          </w:p>
+          <w:p>
+            <w:pPr>
+              <w:spacing w:after="80"/>
+            </w:pPr>
+            <w:r>
+              <w:t>Riemannian methods and alignment are where the tangent-space idea comes from. The limitation of that line is that the reference is estimated over a complete recording, so the recording has to exist before the decoder can run on it.</w:t>
+            </w:r>
+          </w:p>
+          <w:p>
+            <w:pPr>
+              <w:spacing w:after="80"/>
+            </w:pPr>
+            <w:r>
+              <w:t>Test-time adaptation removes that constraint, but the vision literature has shown it degrades when the test stream is temporally correlated.</w:t>
+            </w:r>
+          </w:p>
+          <w:p>
+            <w:pPr>
+              <w:spacing w:after="80"/>
+            </w:pPr>
+            <w:r>
+              <w:t>The gap is that no prior work states, from the recording protocol alone, when an in-network adapting reference is safe to use.</w:t>
             </w:r>
           </w:p>
         </w:tc>
@@ -242,20 +384,33 @@
       <w:tr>
         <w:tc>
           <w:tcPr>
-            <w:tcW w:type="dxa" w:w="1134"/>
+            <w:tcW w:type="dxa" w:w="1701"/>
           </w:tcPr>
           <w:p>
             <w:pPr>
               <w:jc w:val="center"/>
             </w:pPr>
+            <w:r/>
             <w:r>
-              <w:t>5</w:t>
+              <w:rPr>
+                <w:b/>
+              </w:rPr>
+              <w:t>6</w:t>
+            </w:r>
+            <w:r>
+              <w:rPr>
+                <w:i/>
+              </w:rPr>
+              <w:br/>
+              <w:t>Decoder Architecture</w:t>
+              <w:br/>
+              <w:t>55 s</w:t>
             </w:r>
           </w:p>
         </w:tc>
         <w:tc>
           <w:tcPr>
-            <w:tcW w:type="dxa" w:w="8220"/>
+            <w:tcW w:type="dxa" w:w="7654"/>
           </w:tcPr>
           <w:p>
             <w:pPr>
@@ -263,7 +418,7 @@
             </w:pPr>
             <w:r/>
             <w:r>
-              <w:t>We reviewed related work in four areas. The first two are exoskeleton BCI and EEG decoding models.</w:t>
+              <w:t>This is the reported model, 290,943 parameters in total.</w:t>
             </w:r>
           </w:p>
           <w:p>
@@ -271,7 +426,7 @@
               <w:spacing w:after="80"/>
             </w:pPr>
             <w:r>
-              <w:t>Sarkar and colleagues released the NeuroRex dataset, which we use as cohort A: seven healthy participants walking and standing with an EEG-controlled exoskeleton over nine sessions, with synchronised EEG, EOG, inertial and exoskeleton recordings.</w:t>
+              <w:t>A window of EEG, 60 channels by 400 samples, enters both paths.</w:t>
             </w:r>
           </w:p>
           <w:p>
@@ -279,7 +434,7 @@
               <w:spacing w:after="80"/>
             </w:pPr>
             <w:r>
-              <w:t>Ferrero and colleagues achieved closed-loop, asynchronous walk and stop control of a lower-limb exoskeleton with a deep-learning decoder, and used transfer learning to shorten the calibration in each session.</w:t>
+              <w:t>The upper path is the multi-scale power stem. Three temporal resolutions, 64, 128 and 256 milliseconds, each with depthwise spatial filters, then square, pool and logarithm. That gives log band power per channel, which is the diagonal.</w:t>
             </w:r>
           </w:p>
           <w:p>
@@ -287,7 +442,7 @@
               <w:spacing w:after="80"/>
             </w:pPr>
             <w:r>
-              <w:t>Soriano-Segura and colleagues characterised error-related potentials during exoskeleton commands and detected them with deep learning, as a safety signal. Tortora and colleagues examined how cortical and muscular activity change across robot-assisted gait modes.</w:t>
+              <w:t>The lower path is the tangent-space branch. It forms the window's covariance, shrinks it toward a scaled identity, and maps it to the tangent space at a reference matrix M. That reads the off-diagonal.</w:t>
             </w:r>
           </w:p>
           <w:p>
@@ -295,7 +450,7 @@
               <w:spacing w:after="80"/>
             </w:pPr>
             <w:r>
-              <w:t>For decoding, Schirrmeister and colleagues showed that convolutional networks decode movement-related EEG, with the shallow network learning band-power features similar to filter-bank common spatial patterns. EEGNet uses depthwise and separable convolutions to reduce the parameter count by an order of magnitude, and EEG Conformer adds a transformer encoder to a convolutional stem.</w:t>
+              <w:t>The two 128-dimensional outputs are concatenated and fused into one linear classifier.</w:t>
             </w:r>
           </w:p>
           <w:p>
@@ -303,7 +458,7 @@
               <w:spacing w:after="80"/>
             </w:pPr>
             <w:r>
-              <w:t>In summary, exoskeleton control from EEG is well established, and compact convolutional decoders are the standard models. Their spatial filters are learned during training and stay fixed in later sessions.</w:t>
+              <w:t>The dashed arrow is the important one. The reference M updates from the incoming data with no labels, and it keeps updating at inference.</w:t>
             </w:r>
           </w:p>
         </w:tc>
@@ -311,20 +466,33 @@
       <w:tr>
         <w:tc>
           <w:tcPr>
-            <w:tcW w:type="dxa" w:w="1134"/>
+            <w:tcW w:type="dxa" w:w="1701"/>
           </w:tcPr>
           <w:p>
             <w:pPr>
               <w:jc w:val="center"/>
             </w:pPr>
+            <w:r/>
             <w:r>
-              <w:t>6</w:t>
+              <w:rPr>
+                <w:b/>
+              </w:rPr>
+              <w:t>7</w:t>
+            </w:r>
+            <w:r>
+              <w:rPr>
+                <w:i/>
+              </w:rPr>
+              <w:br/>
+              <w:t>Core Idea and Hypothesis</w:t>
+              <w:br/>
+              <w:t>55 s</w:t>
             </w:r>
           </w:p>
         </w:tc>
         <w:tc>
           <w:tcPr>
-            <w:tcW w:type="dxa" w:w="8220"/>
+            <w:tcW w:type="dxa" w:w="7654"/>
           </w:tcPr>
           <w:p>
             <w:pPr>
@@ -332,7 +500,7 @@
             </w:pPr>
             <w:r/>
             <w:r>
-              <w:t>The other two areas are covariance-based alignment and test-time adaptation.</w:t>
+              <w:t>The branch computes the logarithm of M to the minus one half, times the covariance C, times M to the minus one half, and vectorises it.</w:t>
             </w:r>
           </w:p>
           <w:p>
@@ -340,7 +508,7 @@
               <w:spacing w:after="80"/>
             </w:pPr>
             <w:r>
-              <w:t>Barachant and colleagues represented each EEG trial by its covariance matrix and classified trials by Riemannian distance to the class means.</w:t>
+              <w:t>M is a running mean over the incoming windows. That is what lets the representation follow a session as it changes.</w:t>
             </w:r>
           </w:p>
           <w:p>
@@ -348,7 +516,7 @@
               <w:spacing w:after="80"/>
             </w:pPr>
             <w:r>
-              <w:t>He and Wu proposed Euclidean alignment, which whitens the trials of each subject or session by the inverse square root of their mean covariance, so recordings become comparable without labels. Riemannian Procrustes analysis, by Rodrigues and colleagues, re-centres, stretches and rotates covariance distributions to transfer a classifier between subjects and sessions.</w:t>
+              <w:t>The momentum m sets how long that mean remembers. The memory is mu equals N over m, which is 160 windows at our default batch of 32 and momentum of 0.2.</w:t>
             </w:r>
           </w:p>
           <w:p>
@@ -356,7 +524,7 @@
               <w:spacing w:after="80"/>
             </w:pPr>
             <w:r>
-              <w:t>In test-time adaptation, Tent updates normalisation parameters on unlabelled test data by minimising prediction entropy, and NOTE handles temporally correlated test streams with instance-aware batch normalisation and a prediction-balanced memory. SelectiveNet trains a classifier together with a selection head that abstains on uncertain inputs.</w:t>
+              <w:t>And that is also the failure mode. If one class streams for longer than the memory, then M becomes the covariance of that class, and whitening a window of that class by its own covariance removes exactly the variance that separated the classes.</w:t>
             </w:r>
           </w:p>
           <w:p>
@@ -364,7 +532,7 @@
               <w:spacing w:after="80"/>
             </w:pPr>
             <w:r>
-              <w:t>The research gap is that existing alignment methods operate offline on complete recordings. Our work places alignment inside the network, adapts it online without labels, and provides a rule for choosing its adaptation rate.</w:t>
+              <w:t>So Condition 1: the memory must be longer than a class block and shorter than the drift timescale. Both sides are fixed before training.</w:t>
             </w:r>
           </w:p>
         </w:tc>
@@ -372,20 +540,33 @@
       <w:tr>
         <w:tc>
           <w:tcPr>
-            <w:tcW w:type="dxa" w:w="1134"/>
+            <w:tcW w:type="dxa" w:w="1701"/>
           </w:tcPr>
           <w:p>
             <w:pPr>
               <w:jc w:val="center"/>
             </w:pPr>
+            <w:r/>
             <w:r>
-              <w:t>7</w:t>
+              <w:rPr>
+                <w:b/>
+              </w:rPr>
+              <w:t>8</w:t>
+            </w:r>
+            <w:r>
+              <w:rPr>
+                <w:i/>
+              </w:rPr>
+              <w:br/>
+              <w:t>Datasets and Evaluation Protocol</w:t>
+              <w:br/>
+              <w:t>55 s</w:t>
             </w:r>
           </w:p>
         </w:tc>
         <w:tc>
           <w:tcPr>
-            <w:tcW w:type="dxa" w:w="8220"/>
+            <w:tcW w:type="dxa" w:w="7654"/>
           </w:tcPr>
           <w:p>
             <w:pPr>
@@ -393,7 +574,7 @@
             </w:pPr>
             <w:r/>
             <w:r>
-              <w:t>This is our proposed decoder. The input is 60 channels of EEG in four-second windows at 100 Hz.</w:t>
+              <w:t>Five cohorts, 51 participants.</w:t>
             </w:r>
           </w:p>
           <w:p>
@@ -401,7 +582,7 @@
               <w:spacing w:after="80"/>
             </w:pPr>
             <w:r>
-              <w:t>The first block is adaptive alignment. The layer keeps a running estimate of the covariance matrix M and whitens each window by M to the power of minus one half. A learned gate g combines the aligned and the original signal. The estimate updates without labels, including during inference.</w:t>
+              <w:t>A and E are lower-limb exoskeleton cohorts. B is treadmill walking from an independent laboratory. C is motor execution, 20 participants. D is BCI Competition four, dataset 2a.</w:t>
             </w:r>
           </w:p>
           <w:p>
@@ -409,7 +590,7 @@
               <w:spacing w:after="80"/>
             </w:pPr>
             <w:r>
-              <w:t>The second block is a multi-scale power stem. Temporal convolutions at 64, 128 and 256 milliseconds are followed by depthwise spatial filters, then squaring, pooling and a logarithm, which produces band-power features.</w:t>
+              <w:t>Every model is trained in the same pipeline: the same band, the same optimiser, the same early stopping, the same temperature scaling, and three data-split seeds.</w:t>
             </w:r>
           </w:p>
           <w:p>
@@ -417,7 +598,7 @@
               <w:spacing w:after="80"/>
             </w:pPr>
             <w:r>
-              <w:t>An optional context module, a transformer over eight consecutive windows, can use longer temporal context.</w:t>
+              <w:t>The table gives the quantity Condition 1 needs. The class-block length is computed from the label sequence alone, before any training: 18 windows on cohort A, 214 on B, 5 on C, 1 on D and 13 on E.</w:t>
             </w:r>
           </w:p>
           <w:p>
@@ -425,7 +606,49 @@
               <w:spacing w:after="80"/>
             </w:pPr>
             <w:r>
-              <w:t>Finally, the selective head outputs the walk or stop decision with its confidence.</w:t>
+              <w:t>Notice that cohort B is the one whose blocks are longer than our 160-window memory.</w:t>
+            </w:r>
+          </w:p>
+        </w:tc>
+      </w:tr>
+      <w:tr>
+        <w:tc>
+          <w:tcPr>
+            <w:tcW w:type="dxa" w:w="1701"/>
+          </w:tcPr>
+          <w:p>
+            <w:pPr>
+              <w:jc w:val="center"/>
+            </w:pPr>
+            <w:r/>
+            <w:r>
+              <w:rPr>
+                <w:b/>
+              </w:rPr>
+              <w:t>9</w:t>
+            </w:r>
+            <w:r>
+              <w:rPr>
+                <w:i/>
+              </w:rPr>
+              <w:br/>
+              <w:t>Artefact Control</w:t>
+              <w:br/>
+              <w:t>55 s</w:t>
+            </w:r>
+          </w:p>
+        </w:tc>
+        <w:tc>
+          <w:tcPr>
+            <w:tcW w:type="dxa" w:w="7654"/>
+          </w:tcPr>
+          <w:p>
+            <w:pPr>
+              <w:spacing w:after="80"/>
+            </w:pPr>
+            <w:r/>
+            <w:r>
+              <w:t>Walk and stop differ in movement, so a fair objection is that we are decoding muscle activity rather than brain activity.</w:t>
             </w:r>
           </w:p>
           <w:p>
@@ -433,7 +656,39 @@
               <w:spacing w:after="80"/>
             </w:pPr>
             <w:r>
-              <w:t>The default configuration has 24,181 parameters.</w:t>
+              <w:t>We retrained the reported model after independent component analysis removed ocular, muscle, cardiac and line-noise components. Both arms are restricted to the same task, so they differ only in the cleaning step.</w:t>
+            </w:r>
+          </w:p>
+          <w:p>
+            <w:pPr>
+              <w:spacing w:after="80"/>
+            </w:pPr>
+            <w:r>
+              <w:t>Balanced accuracy goes from 0.897 to 0.859. That difference is not significant, p equals 0.58, and four of the seven participants are unchanged or better.</w:t>
+            </w:r>
+          </w:p>
+          <w:p>
+            <w:pPr>
+              <w:spacing w:after="80"/>
+            </w:pPr>
+            <w:r>
+              <w:t>The mean is carried by one participant, sub-06, which falls by 0.207. Without it the change is 0.010.</w:t>
+            </w:r>
+          </w:p>
+          <w:p>
+            <w:pPr>
+              <w:spacing w:after="80"/>
+            </w:pPr>
+            <w:r>
+              <w:t>Importantly, the change does not follow how much muscle activity was removed. The correlation is plus 0.05, where dependence on muscle artefact would make it negative.</w:t>
+            </w:r>
+          </w:p>
+          <w:p>
+            <w:pPr>
+              <w:spacing w:after="80"/>
+            </w:pPr>
+            <w:r>
+              <w:t>This constrains the artefact account. It does not exclude it, and we say so.</w:t>
             </w:r>
           </w:p>
         </w:tc>
@@ -441,20 +696,33 @@
       <w:tr>
         <w:tc>
           <w:tcPr>
-            <w:tcW w:type="dxa" w:w="1134"/>
+            <w:tcW w:type="dxa" w:w="1701"/>
           </w:tcPr>
           <w:p>
             <w:pPr>
               <w:jc w:val="center"/>
             </w:pPr>
+            <w:r/>
             <w:r>
-              <w:t>8</w:t>
+              <w:rPr>
+                <w:b/>
+              </w:rPr>
+              <w:t>10</w:t>
+            </w:r>
+            <w:r>
+              <w:rPr>
+                <w:i/>
+              </w:rPr>
+              <w:br/>
+              <w:t>Scalp Topography of the Reference</w:t>
+              <w:br/>
+              <w:t>50 s</w:t>
             </w:r>
           </w:p>
         </w:tc>
         <w:tc>
           <w:tcPr>
-            <w:tcW w:type="dxa" w:w="8220"/>
+            <w:tcW w:type="dxa" w:w="7654"/>
           </w:tcPr>
           <w:p>
             <w:pPr>
@@ -462,7 +730,7 @@
             </w:pPr>
             <w:r/>
             <w:r>
-              <w:t>The alignment layer maintains an exponential moving average of the spatial covariance of incoming windows.</w:t>
+              <w:t>This is the branch's own reference, not a separate analysis.</w:t>
             </w:r>
           </w:p>
           <w:p>
@@ -470,7 +738,7 @@
               <w:spacing w:after="80"/>
             </w:pPr>
             <w:r>
-              <w:t>Each window is multiplied by the inverse square root of that estimate before feature extraction, which removes session-level differences in the covariance.</w:t>
+              <w:t>Panel b is the per-channel gain that the tangent map applies. It amplifies the frontocentral midline most, AFz and Fz at 2.9, and it amplifies the temporal sites least, T7 and T8 at 1.9. Those are the sites most exposed to jaw and neck muscle.</w:t>
             </w:r>
           </w:p>
           <w:p>
@@ -478,7 +746,7 @@
               <w:spacing w:after="80"/>
             </w:pPr>
             <w:r>
-              <w:t>Because the update needs no labels, the estimate keeps adapting when a new session begins.</w:t>
+              <w:t>Panel c is the band-power difference, walk minus stop. Power falls over left sensorimotor cortex, C3 by 3.5 decibels, and rises over occipital electrodes.</w:t>
             </w:r>
           </w:p>
           <w:p>
@@ -486,7 +754,7 @@
               <w:spacing w:after="80"/>
             </w:pPr>
             <w:r>
-              <w:t>The adaptation rate sets how many windows the estimate remembers. Our rule is that this memory should be longer than the length of a single-class block in the recording protocol, so the estimate reflects the session and not the class being performed.</w:t>
+              <w:t>A decrease over sensorimotor cortex is the sign and the location of mu and beta desynchronisation. Gross movement artefact would raise power during walking, not lower it.</w:t>
             </w:r>
           </w:p>
           <w:p>
@@ -494,7 +762,7 @@
               <w:spacing w:after="80"/>
             </w:pPr>
             <w:r>
-              <w:t>The key idea is that session drift is corrected inside the network, and the recording protocol determines the adaptation rate before training.</w:t>
+              <w:t>This is one participant, so it is supporting evidence and not an artefact rejection.</w:t>
             </w:r>
           </w:p>
         </w:tc>
@@ -502,20 +770,33 @@
       <w:tr>
         <w:tc>
           <w:tcPr>
-            <w:tcW w:type="dxa" w:w="1134"/>
+            <w:tcW w:type="dxa" w:w="1701"/>
           </w:tcPr>
           <w:p>
             <w:pPr>
               <w:jc w:val="center"/>
             </w:pPr>
+            <w:r/>
             <w:r>
-              <w:t>9</w:t>
+              <w:rPr>
+                <w:b/>
+              </w:rPr>
+              <w:t>11</w:t>
+            </w:r>
+            <w:r>
+              <w:rPr>
+                <w:i/>
+              </w:rPr>
+              <w:br/>
+              <w:t>Learned Representations</w:t>
+              <w:br/>
+              <w:t>50 s</w:t>
             </w:r>
           </w:p>
         </w:tc>
         <w:tc>
           <w:tcPr>
-            <w:tcW w:type="dxa" w:w="8220"/>
+            <w:tcW w:type="dxa" w:w="7654"/>
           </w:tcPr>
           <w:p>
             <w:pPr>
@@ -523,7 +804,7 @@
             </w:pPr>
             <w:r/>
             <w:r>
-              <w:t>We use three datasets.</w:t>
+              <w:t>This figure is measured rather than drawn. We trained a model, then used forward hooks to record the real activations at the four points the architecture names, on held-out windows.</w:t>
             </w:r>
           </w:p>
           <w:p>
@@ -531,7 +812,7 @@
               <w:spacing w:after="80"/>
             </w:pPr>
             <w:r>
-              <w:t>Cohort A is an exoskeleton dataset with 7 participants and 9 sessions over several weeks. We train on sessions 1 to 3 and test on sessions 4 to 9.</w:t>
+              <w:t>Panels a to c fold the tangent vector back into the 60 by 60 matrix it came from. You can see the structure sitting off the diagonal, which is precisely what the log-power stem discards.</w:t>
             </w:r>
           </w:p>
           <w:p>
@@ -539,7 +820,7 @@
               <w:spacing w:after="80"/>
             </w:pPr>
             <w:r>
-              <w:t>Cohort B is a treadmill walking dataset with 8 participants, recorded in an independent laboratory.</w:t>
+              <w:t>Panel d measures class separation at each tap. The branch reaches 1.22, the stem 0.74, and after fusion it is 2.41.</w:t>
             </w:r>
           </w:p>
           <w:p>
@@ -547,7 +828,49 @@
               <w:spacing w:after="80"/>
             </w:pPr>
             <w:r>
-              <w:t>Cohort C is the PhysioNet motor execution dataset with 20 participants. For this cohort, we registered our analysis plan before training any model.</w:t>
+              <w:t>Fusion being higher than either path alone is the point: the two representations are complementary inside the trained model, not only in the accuracy table.</w:t>
+            </w:r>
+          </w:p>
+        </w:tc>
+      </w:tr>
+      <w:tr>
+        <w:tc>
+          <w:tcPr>
+            <w:tcW w:type="dxa" w:w="1701"/>
+          </w:tcPr>
+          <w:p>
+            <w:pPr>
+              <w:jc w:val="center"/>
+            </w:pPr>
+            <w:r/>
+            <w:r>
+              <w:rPr>
+                <w:b/>
+              </w:rPr>
+              <w:t>12</w:t>
+            </w:r>
+            <w:r>
+              <w:rPr>
+                <w:i/>
+              </w:rPr>
+              <w:br/>
+              <w:t>Comparison with Published Decoders</w:t>
+              <w:br/>
+              <w:t>55 s</w:t>
+            </w:r>
+          </w:p>
+        </w:tc>
+        <w:tc>
+          <w:tcPr>
+            <w:tcW w:type="dxa" w:w="7654"/>
+          </w:tcPr>
+          <w:p>
+            <w:pPr>
+              <w:spacing w:after="80"/>
+            </w:pPr>
+            <w:r/>
+            <w:r>
+              <w:t>This is the table the rest of the results build toward.</w:t>
             </w:r>
           </w:p>
           <w:p>
@@ -555,7 +878,31 @@
               <w:spacing w:after="80"/>
             </w:pPr>
             <w:r>
-              <w:t>All models use the same protocol: 8 to 30 Hz filtering, AdamW optimisation with early stopping, and three data-split seeds. Seven published decoders were trained with identical settings for comparison.</w:t>
+              <w:t>The reported model and eight published decoders, all trained in the same pipeline with the same splits, the same seeds and the same metric code. No per-model tuning.</w:t>
+            </w:r>
+          </w:p>
+          <w:p>
+            <w:pPr>
+              <w:spacing w:after="80"/>
+            </w:pPr>
+            <w:r>
+              <w:t>The reported model is highest on four of the five cohorts.</w:t>
+            </w:r>
+          </w:p>
+          <w:p>
+            <w:pPr>
+              <w:spacing w:after="80"/>
+            </w:pPr>
+            <w:r>
+              <w:t>On the fifth, cohort B, it is the worst entry in the column. We are not going to hide that; we are going to explain it, and the explanation is the next part of the talk.</w:t>
+            </w:r>
+          </w:p>
+          <w:p>
+            <w:pPr>
+              <w:spacing w:after="80"/>
+            </w:pPr>
+            <w:r>
+              <w:t>What makes cohort B a usable result rather than an unreliable one is that the stem alone still leads that column. The failure is specific to the branch, not to the pipeline.</w:t>
             </w:r>
           </w:p>
         </w:tc>
@@ -563,20 +910,33 @@
       <w:tr>
         <w:tc>
           <w:tcPr>
-            <w:tcW w:type="dxa" w:w="1134"/>
+            <w:tcW w:type="dxa" w:w="1701"/>
           </w:tcPr>
           <w:p>
             <w:pPr>
               <w:jc w:val="center"/>
             </w:pPr>
+            <w:r/>
             <w:r>
-              <w:t>10</w:t>
+              <w:rPr>
+                <w:b/>
+              </w:rPr>
+              <w:t>13</w:t>
+            </w:r>
+            <w:r>
+              <w:rPr>
+                <w:i/>
+              </w:rPr>
+              <w:br/>
+              <w:t>Branch versus Stem Across Cohorts</w:t>
+              <w:br/>
+              <w:t>50 s</w:t>
             </w:r>
           </w:p>
         </w:tc>
         <w:tc>
           <w:tcPr>
-            <w:tcW w:type="dxa" w:w="8220"/>
+            <w:tcW w:type="dxa" w:w="7654"/>
           </w:tcPr>
           <w:p>
             <w:pPr>
@@ -584,7 +944,7 @@
             </w:pPr>
             <w:r/>
             <w:r>
-              <w:t>First, we measured how much session drift the alignment layer removes. The bars show the Riemannian distance between the training-session covariance and each test session.</w:t>
+              <w:t>Here is the branch against the stem it is added to, on every cohort, three seeds throughout and paired within participant.</w:t>
             </w:r>
           </w:p>
           <w:p>
@@ -592,7 +952,7 @@
               <w:spacing w:after="80"/>
             </w:pPr>
             <w:r>
-              <w:t>Orange is the raw signal, grey is a control that never updates its estimate, and black is the aligned signal.</w:t>
+              <w:t>Plus 0.045 on cohort A, plus 0.064 on C, plus 0.040 on D, plus 0.021 on E.</w:t>
             </w:r>
           </w:p>
           <w:p>
@@ -600,7 +960,15 @@
               <w:spacing w:after="80"/>
             </w:pPr>
             <w:r>
-              <w:t>Alignment reduces the distance by 45.9 percent on cohort A and 62.5 percent on cohort B, and the reduction appears in all 15 participants. The control leaves the distance unchanged, which shows that the reduction comes from adaptation.</w:t>
+              <w:t>And minus 0.175 on cohort B, lower in eight participants out of eight.</w:t>
+            </w:r>
+          </w:p>
+          <w:p>
+            <w:pPr>
+              <w:spacing w:after="80"/>
+            </w:pPr>
+            <w:r>
+              <w:t>The regime column is the one to watch. It is not fitted to the accuracy. It is read from the class-block length against the estimator memory, before training, and it marks cohort B as at risk and the other four as safe.</w:t>
             </w:r>
           </w:p>
         </w:tc>
@@ -608,20 +976,33 @@
       <w:tr>
         <w:tc>
           <w:tcPr>
-            <w:tcW w:type="dxa" w:w="1134"/>
+            <w:tcW w:type="dxa" w:w="1701"/>
           </w:tcPr>
           <w:p>
             <w:pPr>
               <w:jc w:val="center"/>
             </w:pPr>
+            <w:r/>
             <w:r>
-              <w:t>11</w:t>
+              <w:rPr>
+                <w:b/>
+              </w:rPr>
+              <w:t>14</w:t>
+            </w:r>
+            <w:r>
+              <w:rPr>
+                <w:i/>
+              </w:rPr>
+              <w:br/>
+              <w:t>Results on the Held-Out Cohort</w:t>
+              <w:br/>
+              <w:t>60 s</w:t>
             </w:r>
           </w:p>
         </w:tc>
         <w:tc>
           <w:tcPr>
-            <w:tcW w:type="dxa" w:w="8220"/>
+            <w:tcW w:type="dxa" w:w="7654"/>
           </w:tcPr>
           <w:p>
             <w:pPr>
@@ -629,7 +1010,7 @@
             </w:pPr>
             <w:r/>
             <w:r>
-              <w:t>This table gives the values for every participant.</w:t>
+              <w:t>Cohort C carries the accuracy claim, because it was held out from every design decision. The architecture, the shrinkage, the momentum and the embedding width were all fixed on cohorts A and B before this cohort was ever run.</w:t>
             </w:r>
           </w:p>
           <w:p>
@@ -637,7 +1018,39 @@
               <w:spacing w:after="80"/>
             </w:pPr>
             <w:r>
-              <w:t>On cohort A, the reduction ranges from 38.7 to 51.2 percent, and on cohort B from 43.8 to 82.1 percent.</w:t>
+              <w:t>Three things make the number credible, and the three panels give one each.</w:t>
+            </w:r>
+          </w:p>
+          <w:p>
+            <w:pPr>
+              <w:spacing w:after="80"/>
+            </w:pPr>
+            <w:r>
+              <w:t>Panel a: all 20 participants improve, from 0.779 to 0.843, a mean of plus 0.064.</w:t>
+            </w:r>
+          </w:p>
+          <w:p>
+            <w:pPr>
+              <w:spacing w:after="80"/>
+            </w:pPr>
+            <w:r>
+              <w:t>Panel b: the whiskers are each participant's own spread across the three seeds. The effect is larger than that spread in 16 of the 20, so for most participants the gain is bigger than the noise the measurement already carries.</w:t>
+            </w:r>
+          </w:p>
+          <w:p>
+            <w:pPr>
+              <w:spacing w:after="80"/>
+            </w:pPr>
+            <w:r>
+              <w:t>Panel c puts 0.843 in context. Against the eight published decoders on this same cohort, the branch leads the strongest of them by 0.060, higher in 18 of 20 participants. And the stem it is added to sits in the middle of that field.</w:t>
+            </w:r>
+          </w:p>
+          <w:p>
+            <w:pPr>
+              <w:spacing w:after="80"/>
+            </w:pPr>
+            <w:r>
+              <w:t>Calibration error also falls, from 0.075 to 0.062, so the accuracy is not bought with a worse posterior.</w:t>
             </w:r>
           </w:p>
         </w:tc>
@@ -645,20 +1058,33 @@
       <w:tr>
         <w:tc>
           <w:tcPr>
-            <w:tcW w:type="dxa" w:w="1134"/>
+            <w:tcW w:type="dxa" w:w="1701"/>
           </w:tcPr>
           <w:p>
             <w:pPr>
               <w:jc w:val="center"/>
             </w:pPr>
+            <w:r/>
             <w:r>
-              <w:t>12</w:t>
+              <w:rPr>
+                <w:b/>
+              </w:rPr>
+              <w:t>15</w:t>
+            </w:r>
+            <w:r>
+              <w:rPr>
+                <w:i/>
+              </w:rPr>
+              <w:br/>
+              <w:t>Effect Size Against Class-Block Length</w:t>
+              <w:br/>
+              <w:t>45 s</w:t>
             </w:r>
           </w:p>
         </w:tc>
         <w:tc>
           <w:tcPr>
-            <w:tcW w:type="dxa" w:w="8220"/>
+            <w:tcW w:type="dxa" w:w="7654"/>
           </w:tcPr>
           <w:p>
             <w:pPr>
@@ -666,7 +1092,7 @@
             </w:pPr>
             <w:r/>
             <w:r>
-              <w:t>Here we compare our decoder with published models, all trained in the same pipeline and averaged over three data-split seeds.</w:t>
+              <w:t>Now the failure, and why it is predictable.</w:t>
             </w:r>
           </w:p>
           <w:p>
@@ -674,7 +1100,7 @@
               <w:spacing w:after="80"/>
             </w:pPr>
             <w:r>
-              <w:t>On cohort A, our decoder reaches 0.868 balanced accuracy, comparable to the best baseline at 0.876, and it uses fewer parameters than six of the seven baselines.</w:t>
+              <w:t>Panel a is the change from the branch on each cohort. Panel b plots that change against the class-block length, on a log axis.</w:t>
             </w:r>
           </w:p>
           <w:p>
@@ -682,7 +1108,7 @@
               <w:spacing w:after="80"/>
             </w:pPr>
             <w:r>
-              <w:t>On cohort C, our decoder has the highest accuracy, 0.796.</w:t>
+              <w:t>Nothing here is fitted. The block length comes from the recording protocol and the memory comes from the optimiser settings, and the two were fixed before training.</w:t>
             </w:r>
           </w:p>
           <w:p>
@@ -690,7 +1116,7 @@
               <w:spacing w:after="80"/>
             </w:pPr>
             <w:r>
-              <w:t>On cohort B, the protocol rule selects the configuration without alignment, which reaches 0.729, second of the eight models.</w:t>
+              <w:t>The dashed line is the estimator memory, 160 windows. The four cohorts whose blocks are shorter than that memory all gain. The one cohort whose blocks are longer, cohort B at 214 windows, is the one that fails.</w:t>
             </w:r>
           </w:p>
           <w:p>
@@ -698,7 +1124,7 @@
               <w:spacing w:after="80"/>
             </w:pPr>
             <w:r>
-              <w:t>Calibration error also stays low, 0.058 on cohort A and 0.061 on cohort C.</w:t>
+              <w:t>One boundary, no free parameter, and it separates all five.</w:t>
             </w:r>
           </w:p>
         </w:tc>
@@ -706,20 +1132,33 @@
       <w:tr>
         <w:tc>
           <w:tcPr>
-            <w:tcW w:type="dxa" w:w="1134"/>
+            <w:tcW w:type="dxa" w:w="1701"/>
           </w:tcPr>
           <w:p>
             <w:pPr>
               <w:jc w:val="center"/>
             </w:pPr>
+            <w:r/>
             <w:r>
-              <w:t>13</w:t>
+              <w:rPr>
+                <w:b/>
+              </w:rPr>
+              <w:t>16</w:t>
+            </w:r>
+            <w:r>
+              <w:rPr>
+                <w:i/>
+              </w:rPr>
+              <w:br/>
+              <w:t>Direct Manipulation of the Estimator Memory</w:t>
+              <w:br/>
+              <w:t>50 s</w:t>
             </w:r>
           </w:p>
         </w:tc>
         <w:tc>
           <w:tcPr>
-            <w:tcW w:type="dxa" w:w="8220"/>
+            <w:tcW w:type="dxa" w:w="7654"/>
           </w:tcPr>
           <w:p>
             <w:pPr>
@@ -727,7 +1166,7 @@
             </w:pPr>
             <w:r/>
             <w:r>
-              <w:t>This figure shows why the adaptation rate matters. The top row traces the alignment estimate during a recording, and the bottom row shows its distance to the walk and stop covariances.</w:t>
+              <w:t>A boundary across cohorts could still be a coincidence of five datasets, so we tested it within a cohort by moving the memory directly and changing nothing else.</w:t>
             </w:r>
           </w:p>
           <w:p>
@@ -735,7 +1174,7 @@
               <w:spacing w:after="80"/>
             </w:pPr>
             <w:r>
-              <w:t>On cohort A, where class blocks are short, the estimate stays between the two classes.</w:t>
+              <w:t>On cohort A, where blocks are 18 windows: plus 0.045 at a memory of 160, plus 0.048 at 40, and minus 0.076 at 8. At a memory of 8 windows, shorter than the block, the effect reverses, and it is worse in every participant.</w:t>
             </w:r>
           </w:p>
           <w:p>
@@ -743,7 +1182,15 @@
               <w:spacing w:after="80"/>
             </w:pPr>
             <w:r>
-              <w:t>On cohort B, where class blocks are long, a fast estimate follows the class currently being performed. This is exactly the situation our adaptation rate rule is designed to detect.</w:t>
+              <w:t>On cohort B we go the other way. Enlarging the memory from 160 towards 3200 moves the cohort back monotonically, and it recovers 74 per cent of the loss.</w:t>
+            </w:r>
+          </w:p>
+          <w:p>
+            <w:pPr>
+              <w:spacing w:after="80"/>
+            </w:pPr>
+            <w:r>
+              <w:t>So the same variable switches the effect off and on in both directions. That is causal support for the account, not just a correlation across datasets.</w:t>
             </w:r>
           </w:p>
         </w:tc>
@@ -751,20 +1198,33 @@
       <w:tr>
         <w:tc>
           <w:tcPr>
-            <w:tcW w:type="dxa" w:w="1134"/>
+            <w:tcW w:type="dxa" w:w="1701"/>
           </w:tcPr>
           <w:p>
             <w:pPr>
               <w:jc w:val="center"/>
             </w:pPr>
+            <w:r/>
             <w:r>
-              <w:t>14</w:t>
+              <w:rPr>
+                <w:b/>
+              </w:rPr>
+              <w:t>17</w:t>
+            </w:r>
+            <w:r>
+              <w:rPr>
+                <w:i/>
+              </w:rPr>
+              <w:br/>
+              <w:t>Estimator Memory and Block Length: Summary</w:t>
+              <w:br/>
+              <w:t>45 s</w:t>
             </w:r>
           </w:p>
         </w:tc>
         <w:tc>
           <w:tcPr>
-            <w:tcW w:type="dxa" w:w="8220"/>
+            <w:tcW w:type="dxa" w:w="7654"/>
           </w:tcPr>
           <w:p>
             <w:pPr>
@@ -772,7 +1232,7 @@
             </w:pPr>
             <w:r/>
             <w:r>
-              <w:t>We tested the rule on cohort B by changing the adaptation rate.</w:t>
+              <w:t>This is the same evidence as a table, and it is also where we report a negative result about our own claim.</w:t>
             </w:r>
           </w:p>
           <w:p>
@@ -780,7 +1240,7 @@
               <w:spacing w:after="80"/>
             </w:pPr>
             <w:r>
-              <w:t>As the estimator memory increases from 160 to 3200 windows, accuracy rises from 0.580 to 0.698, as the rule predicts.</w:t>
+              <w:t>The condition gives an ordering and a direction. It does not give a rate a practitioner could set.</w:t>
             </w:r>
           </w:p>
           <w:p>
@@ -788,7 +1248,15 @@
               <w:spacing w:after="80"/>
             </w:pPr>
             <w:r>
-              <w:t>Because cohort B has class blocks longer than the default memory, the rule selects the configuration without alignment, which reaches 0.729.</w:t>
+              <w:t>We pre-registered a stronger version, which sets the adaptation rate from the block length with a fixed margin of two. It was falsified: at the memory that prescription gives, cohort B reaches 0.650, against 0.744 for the stem alone. Better, but still short of parity.</w:t>
+            </w:r>
+          </w:p>
+          <w:p>
+            <w:pPr>
+              <w:spacing w:after="80"/>
+            </w:pPr>
+            <w:r>
+              <w:t>And the upper bound of the condition, the drift timescale, is not measured here. Our data bound it only from above, at about one session.</w:t>
             </w:r>
           </w:p>
         </w:tc>
@@ -796,20 +1264,33 @@
       <w:tr>
         <w:tc>
           <w:tcPr>
-            <w:tcW w:type="dxa" w:w="1134"/>
+            <w:tcW w:type="dxa" w:w="1701"/>
           </w:tcPr>
           <w:p>
             <w:pPr>
               <w:jc w:val="center"/>
             </w:pPr>
+            <w:r/>
             <w:r>
-              <w:t>15</w:t>
+              <w:rPr>
+                <w:b/>
+              </w:rPr>
+              <w:t>18</w:t>
+            </w:r>
+            <w:r>
+              <w:rPr>
+                <w:i/>
+              </w:rPr>
+              <w:br/>
+              <w:t>Ablation Study</w:t>
+              <w:br/>
+              <w:t>45 s</w:t>
             </w:r>
           </w:p>
         </w:tc>
         <w:tc>
           <w:tcPr>
-            <w:tcW w:type="dxa" w:w="8220"/>
+            <w:tcW w:type="dxa" w:w="7654"/>
           </w:tcPr>
           <w:p>
             <w:pPr>
@@ -817,7 +1298,7 @@
             </w:pPr>
             <w:r/>
             <w:r>
-              <w:t>To test the rule in advance, we registered two predictions for cohort C before training any model on it.</w:t>
+              <w:t>Every row here is a choice the architecture actually makes.</w:t>
             </w:r>
           </w:p>
           <w:p>
@@ -825,7 +1306,7 @@
               <w:spacing w:after="80"/>
             </w:pPr>
             <w:r>
-              <w:t>The first prediction was that enabling alignment would not reduce accuracy. The second was that a slower adaptation rate would bring no change, because cohort C has short class blocks.</w:t>
+              <w:t>Adding the branch takes cohort A from 0.864 to 0.909, and it cuts the seed-to-seed spread by about nine-fold, from 0.032 to 0.004.</w:t>
             </w:r>
           </w:p>
           <w:p>
@@ -833,7 +1314,15 @@
               <w:spacing w:after="80"/>
             </w:pPr>
             <w:r>
-              <w:t>Both predictions were confirmed: accuracy changed by plus 0.002 with alignment, and the slower rate made no meaningful difference. Two additional data-split seeds support the same conclusions.</w:t>
+              <w:t>Freezing the reference after fitting costs accuracy. Removing it altogether also costs accuracy.</w:t>
+            </w:r>
+          </w:p>
+          <w:p>
+            <w:pPr>
+              <w:spacing w:after="80"/>
+            </w:pPr>
+            <w:r>
+              <w:t>The lower table separates the two roles of that reference across cohorts. The adapting reference is the only setting that helps on both cohorts whose class blocks are short, so that is what we keep, and we let Condition 1 decide where it is admissible.</w:t>
             </w:r>
           </w:p>
         </w:tc>
@@ -841,20 +1330,33 @@
       <w:tr>
         <w:tc>
           <w:tcPr>
-            <w:tcW w:type="dxa" w:w="1134"/>
+            <w:tcW w:type="dxa" w:w="1701"/>
           </w:tcPr>
           <w:p>
             <w:pPr>
               <w:jc w:val="center"/>
             </w:pPr>
+            <w:r/>
             <w:r>
-              <w:t>16</w:t>
+              <w:rPr>
+                <w:b/>
+              </w:rPr>
+              <w:t>19</w:t>
+            </w:r>
+            <w:r>
+              <w:rPr>
+                <w:i/>
+              </w:rPr>
+              <w:br/>
+              <w:t>Measurement Noise and Ranking Criteria</w:t>
+              <w:br/>
+              <w:t>40 s</w:t>
             </w:r>
           </w:p>
         </w:tc>
         <w:tc>
           <w:tcPr>
-            <w:tcW w:type="dxa" w:w="8220"/>
+            <w:tcW w:type="dxa" w:w="7654"/>
           </w:tcPr>
           <w:p>
             <w:pPr>
@@ -862,7 +1364,7 @@
             </w:pPr>
             <w:r/>
             <w:r>
-              <w:t>The ablation study on cohort A shows the contribution of each component, averaged over three seeds.</w:t>
+              <w:t>Before ranking anything we need to know what our own noise is.</w:t>
             </w:r>
           </w:p>
           <w:p>
@@ -870,7 +1372,7 @@
               <w:spacing w:after="80"/>
             </w:pPr>
             <w:r>
-              <w:t>Adding the alignment layer raises balanced accuracy from 0.842 with the gate alone to 0.868.</w:t>
+              <w:t>Across three data-split seeds the reported model spans 0.007 to 0.022 depending on the cohort. The stem spans 0.011 to 0.057.</w:t>
             </w:r>
           </w:p>
           <w:p>
@@ -878,7 +1380,15 @@
               <w:spacing w:after="80"/>
             </w:pPr>
             <w:r>
-              <w:t>The cross-epoch context module reduces spurious activations from 1.60 to 1.16 per minute of standing, which is valuable for safe exoskeleton control.</w:t>
+              <w:t>The stem is the noisier arm on all five cohorts, so the branch is not buying its accuracy with a less stable fit.</w:t>
+            </w:r>
+          </w:p>
+          <w:p>
+            <w:pPr>
+              <w:spacing w:after="80"/>
+            </w:pPr>
+            <w:r>
+              <w:t>We therefore do not interpret any difference below 0.02 anywhere in this work, and differences smaller than the relevant seed spread are reported without a ranking.</w:t>
             </w:r>
           </w:p>
         </w:tc>
@@ -886,20 +1396,33 @@
       <w:tr>
         <w:tc>
           <w:tcPr>
-            <w:tcW w:type="dxa" w:w="1134"/>
+            <w:tcW w:type="dxa" w:w="1701"/>
           </w:tcPr>
           <w:p>
             <w:pPr>
               <w:jc w:val="center"/>
             </w:pPr>
+            <w:r/>
             <w:r>
-              <w:t>17</w:t>
+              <w:rPr>
+                <w:b/>
+              </w:rPr>
+              <w:t>20</w:t>
+            </w:r>
+            <w:r>
+              <w:rPr>
+                <w:i/>
+              </w:rPr>
+              <w:br/>
+              <w:t>Control-Relevant Outcome Measures</w:t>
+              <w:br/>
+              <w:t>50 s</w:t>
             </w:r>
           </w:p>
         </w:tc>
         <w:tc>
           <w:tcPr>
-            <w:tcW w:type="dxa" w:w="8220"/>
+            <w:tcW w:type="dxa" w:w="7654"/>
           </w:tcPr>
           <w:p>
             <w:pPr>
@@ -907,7 +1430,7 @@
             </w:pPr>
             <w:r/>
             <w:r>
-              <w:t>Because walking can introduce artefacts, we retrained the decoder after removing non-neural components with independent component analysis and ICLabel.</w:t>
+              <w:t>Balanced accuracy is not what a wearer experiences, so this table reports what a controller would act on.</w:t>
             </w:r>
           </w:p>
           <w:p>
@@ -915,7 +1438,7 @@
               <w:spacing w:after="80"/>
             </w:pPr>
             <w:r>
-              <w:t>After cleaning, mean balanced accuracy is 0.785, well above chance, and the change for each participant does not follow the number of muscle components removed.</w:t>
+              <w:t>Calibration error improves on four of the five cohorts, and the missed-onset rate falls on four.</w:t>
             </w:r>
           </w:p>
           <w:p>
@@ -923,7 +1446,23 @@
               <w:spacing w:after="80"/>
             </w:pPr>
             <w:r>
-              <w:t>These results are consistent with the decoder using neural EEG activity.</w:t>
+              <w:t>But look at cohort A. Spurious walk commands rise from 0.70 to 2.09 per minute of standing, even though accuracy went up.</w:t>
+            </w:r>
+          </w:p>
+          <w:p>
+            <w:pPr>
+              <w:spacing w:after="80"/>
+            </w:pPr>
+            <w:r>
+              <w:t>Those two are different functions of the same posterior, and on a device that moves someone's legs the second one is what throws a wearer off balance.</w:t>
+            </w:r>
+          </w:p>
+          <w:p>
+            <w:pPr>
+              <w:spacing w:after="80"/>
+            </w:pPr>
+            <w:r>
+              <w:t>It is a real cost of the branch, and we report it rather than the accuracy alone.</w:t>
             </w:r>
           </w:p>
         </w:tc>
@@ -931,20 +1470,33 @@
       <w:tr>
         <w:tc>
           <w:tcPr>
-            <w:tcW w:type="dxa" w:w="1134"/>
+            <w:tcW w:type="dxa" w:w="1701"/>
           </w:tcPr>
           <w:p>
             <w:pPr>
               <w:jc w:val="center"/>
             </w:pPr>
+            <w:r/>
             <w:r>
-              <w:t>18</w:t>
+              <w:rPr>
+                <w:b/>
+              </w:rPr>
+              <w:t>21</w:t>
+            </w:r>
+            <w:r>
+              <w:rPr>
+                <w:i/>
+              </w:rPr>
+              <w:br/>
+              <w:t>Results on Cohorts D and E</w:t>
+              <w:br/>
+              <w:t>45 s</w:t>
             </w:r>
           </w:p>
         </w:tc>
         <w:tc>
           <w:tcPr>
-            <w:tcW w:type="dxa" w:w="8220"/>
+            <w:tcW w:type="dxa" w:w="7654"/>
           </w:tcPr>
           <w:p>
             <w:pPr>
@@ -952,7 +1504,7 @@
             </w:pPr>
             <w:r/>
             <w:r>
-              <w:t>This topography shows one participant. The right panel compares 8 to 30 Hz power during walking and standing.</w:t>
+              <w:t>These are the two cohorts added last, against the same eight published decoders.</w:t>
             </w:r>
           </w:p>
           <w:p>
@@ -960,7 +1512,23 @@
               <w:spacing w:after="80"/>
             </w:pPr>
             <w:r>
-              <w:t>Power decreases over sensorimotor electrodes during walking, which is consistent with mu and beta desynchronisation during movement.</w:t>
+              <w:t>The branch leads all of them on both: 0.741 against 0.682 on cohort D, and 0.949 against 0.896 on cohort E.</w:t>
+            </w:r>
+          </w:p>
+          <w:p>
+            <w:pPr>
+              <w:spacing w:after="80"/>
+            </w:pPr>
+            <w:r>
+              <w:t>The stem alone also clears them, so the ordering does not depend on the branch. What the branch adds is the margin.</w:t>
+            </w:r>
+          </w:p>
+          <w:p>
+            <w:pPr>
+              <w:spacing w:after="80"/>
+            </w:pPr>
+            <w:r>
+              <w:t>Cohort D needs a caveat that the margin itself hides. Five of its eight decoders are left near chance on at least one seed, which its roughly 100 fitting windows per participant explain. Only the three that trained properly are load-bearing, and all three hold after correction for multiple comparisons.</w:t>
             </w:r>
           </w:p>
         </w:tc>
@@ -968,20 +1536,33 @@
       <w:tr>
         <w:tc>
           <w:tcPr>
-            <w:tcW w:type="dxa" w:w="1134"/>
+            <w:tcW w:type="dxa" w:w="1701"/>
           </w:tcPr>
           <w:p>
             <w:pPr>
               <w:jc w:val="center"/>
             </w:pPr>
+            <w:r/>
             <w:r>
-              <w:t>19</w:t>
+              <w:rPr>
+                <w:b/>
+              </w:rPr>
+              <w:t>22</w:t>
+            </w:r>
+            <w:r>
+              <w:rPr>
+                <w:i/>
+              </w:rPr>
+              <w:br/>
+              <w:t>Limitations</w:t>
+              <w:br/>
+              <w:t>50 s</w:t>
             </w:r>
           </w:p>
         </w:tc>
         <w:tc>
           <w:tcPr>
-            <w:tcW w:type="dxa" w:w="8220"/>
+            <w:tcW w:type="dxa" w:w="7654"/>
           </w:tcPr>
           <w:p>
             <w:pPr>
@@ -989,7 +1570,7 @@
             </w:pPr>
             <w:r/>
             <w:r>
-              <w:t>Our current work has some limitations.</w:t>
+              <w:t>Four, honestly.</w:t>
             </w:r>
           </w:p>
           <w:p>
@@ -997,7 +1578,7 @@
               <w:spacing w:after="80"/>
             </w:pPr>
             <w:r>
-              <w:t>The datasets include 7, 8 and 20 participants. All results come from recorded datasets, and closed-loop testing is planned. The architecture is still under development, and we will evaluate further variants. The adaptation rate is currently set by a rule and could be learned from data.</w:t>
+              <w:t>The block-length boundary was found after the fact. It separates all five cohorts with nothing fitted, but it was identified after cohorts A, B and C had been run. Only its application to D and E was prospective.</w:t>
             </w:r>
           </w:p>
           <w:p>
@@ -1005,7 +1586,23 @@
               <w:spacing w:after="80"/>
             </w:pPr>
             <w:r>
-              <w:t>In future work, we plan real-time evaluation with an exoskeleton, larger cohorts, and recording protocols designed to refine the adaptation rate rule.</w:t>
+              <w:t>The artefact control rests on seven participants, and average re-referencing is part of the cleaning. It constrains the artefact account; it does not exclude it.</w:t>
+            </w:r>
+          </w:p>
+          <w:p>
+            <w:pPr>
+              <w:spacing w:after="80"/>
+            </w:pPr>
+            <w:r>
+              <w:t>Our cohorts are small, 7, 8, 20, 9 and 7, and the between-subject standard deviation is large relative to the differences we are measuring.</w:t>
+            </w:r>
+          </w:p>
+          <w:p>
+            <w:pPr>
+              <w:spacing w:after="80"/>
+            </w:pPr>
+            <w:r>
+              <w:t>And the branch is not compact. 238,028 parameters against a 19,505-parameter stem path, so we make no parameter-efficiency claim.</w:t>
             </w:r>
           </w:p>
         </w:tc>
@@ -1013,20 +1610,33 @@
       <w:tr>
         <w:tc>
           <w:tcPr>
-            <w:tcW w:type="dxa" w:w="1134"/>
+            <w:tcW w:type="dxa" w:w="1701"/>
           </w:tcPr>
           <w:p>
             <w:pPr>
               <w:jc w:val="center"/>
             </w:pPr>
+            <w:r/>
             <w:r>
-              <w:t>20</w:t>
+              <w:rPr>
+                <w:b/>
+              </w:rPr>
+              <w:t>23</w:t>
+            </w:r>
+            <w:r>
+              <w:rPr>
+                <w:i/>
+              </w:rPr>
+              <w:br/>
+              <w:t>Conclusion</w:t>
+              <w:br/>
+              <w:t>45 s</w:t>
             </w:r>
           </w:p>
         </w:tc>
         <w:tc>
           <w:tcPr>
-            <w:tcW w:type="dxa" w:w="8220"/>
+            <w:tcW w:type="dxa" w:w="7654"/>
           </w:tcPr>
           <w:p>
             <w:pPr>
@@ -1034,7 +1644,7 @@
             </w:pPr>
             <w:r/>
             <w:r>
-              <w:t>To conclude, we presented a compact EEG decoder with an adaptive alignment layer that corrects session drift without labels.</w:t>
+              <w:t>The covariance structure that a log-power stem discards does carry movement intent. Reading it raises balanced accuracy on four of five cohorts, and on 20 of 20 participants of a cohort held out from every design decision.</w:t>
             </w:r>
           </w:p>
           <w:p>
@@ -1042,7 +1652,7 @@
               <w:spacing w:after="80"/>
             </w:pPr>
             <w:r>
-              <w:t>The decoder reduces session drift by 46 to 63 percent, achieves accuracy comparable to published decoders, and follows a protocol-based rule that was confirmed prospectively.</w:t>
+              <w:t>Where it fails, it fails predictably. The estimator memory against the class-block length separates all five cohorts with nothing fitted, and moving that memory switches the effect off and on.</w:t>
             </w:r>
           </w:p>
           <w:p>
@@ -1050,7 +1660,23 @@
               <w:spacing w:after="80"/>
             </w:pPr>
             <w:r>
-              <w:t>This approach supports longitudinal use of EEG-controlled exoskeletons with less recalibration.</w:t>
+              <w:t>The condition is the part worth building on, and it is also the part least finished. It gives no rate a practitioner could set, and its upper side has never been measured.</w:t>
+            </w:r>
+          </w:p>
+          <w:p>
+            <w:pPr>
+              <w:spacing w:after="80"/>
+            </w:pPr>
+            <w:r>
+              <w:t>The experiment that would settle it is small and specific: choose a protocol whose class blocks fall between 18 and 214 windows, register the prediction in advance, and run it once.</w:t>
+            </w:r>
+          </w:p>
+          <w:p>
+            <w:pPr>
+              <w:spacing w:after="80"/>
+            </w:pPr>
+            <w:r>
+              <w:t>Thank you. We are happy to take questions.</w:t>
             </w:r>
           </w:p>
         </w:tc>
@@ -1058,20 +1684,33 @@
       <w:tr>
         <w:tc>
           <w:tcPr>
-            <w:tcW w:type="dxa" w:w="1134"/>
+            <w:tcW w:type="dxa" w:w="1701"/>
           </w:tcPr>
           <w:p>
             <w:pPr>
               <w:jc w:val="center"/>
             </w:pPr>
+            <w:r/>
             <w:r>
-              <w:t>21</w:t>
+              <w:rPr>
+                <w:b/>
+              </w:rPr>
+              <w:t>24</w:t>
+            </w:r>
+            <w:r>
+              <w:rPr>
+                <w:i/>
+              </w:rPr>
+              <w:br/>
+              <w:t>References</w:t>
+              <w:br/>
+              <w:t>15 s</w:t>
             </w:r>
           </w:p>
         </w:tc>
         <w:tc>
           <w:tcPr>
-            <w:tcW w:type="dxa" w:w="8220"/>
+            <w:tcW w:type="dxa" w:w="7654"/>
           </w:tcPr>
           <w:p>
             <w:pPr>
@@ -1079,7 +1718,7 @@
             </w:pPr>
             <w:r/>
             <w:r>
-              <w:t>These are the works we cited. Thank you for your attention. We are happy to take your questions.</w:t>
+              <w:t>These are the works cited on the slides, keyed to the author-and-year tags used throughout.</w:t>
             </w:r>
           </w:p>
         </w:tc>

--- a/presentation/presentation_script.docx
+++ b/presentation/presentation_script.docx
@@ -15,7 +15,7 @@
         <w:rPr>
           <w:i/>
         </w:rPr>
-        <w:t>24 slides, about 19 minutes. Timings are a guide, not a script to read at speed.</w:t>
+        <w:t>25 slides, about 20 minutes. Timings are a guide, not a script to read at speed.</w:t>
       </w:r>
     </w:p>
     <w:tbl>
@@ -1554,6 +1554,88 @@
                 <w:i/>
               </w:rPr>
               <w:br/>
+              <w:t>Inference Cost and the Classical Baseline</w:t>
+              <w:br/>
+              <w:t>55 s</w:t>
+            </w:r>
+          </w:p>
+        </w:tc>
+        <w:tc>
+          <w:tcPr>
+            <w:tcW w:type="dxa" w:w="7654"/>
+          </w:tcPr>
+          <w:p>
+            <w:pPr>
+              <w:spacing w:after="80"/>
+            </w:pPr>
+            <w:r/>
+            <w:r>
+              <w:t>Two questions always come first, so we measured both.</w:t>
+            </w:r>
+          </w:p>
+          <w:p>
+            <w:pPr>
+              <w:spacing w:after="80"/>
+            </w:pPr>
+            <w:r>
+              <w:t>Can it run online? One forward covering eight windows takes 10 milliseconds on a CPU, 12 at the 95th percentile. Cohort A decides once every half second, so that is about two per cent of the budget, and it needs no accelerator.</w:t>
+            </w:r>
+          </w:p>
+          <w:p>
+            <w:pPr>
+              <w:spacing w:after="80"/>
+            </w:pPr>
+            <w:r>
+              <w:t>Worth noting from the table: the branch is 14 and a half times the parameters but only 1.74 times the CPU latency, because its cost is an eigendecomposition rather than matrix multiplies. The FLOP count rises only 1.13 times, so it understates the cost. Latency is the honest measure.</w:t>
+            </w:r>
+          </w:p>
+          <w:p>
+            <w:pPr>
+              <w:spacing w:after="80"/>
+            </w:pPr>
+            <w:r>
+              <w:t>The second question is why not just use a standard Riemannian classifier, since we are reading a Riemannian representation. On cohort A, tangent space at the Riemannian mean with logistic regression reaches 0.793 and minimum distance to the mean reaches 0.706, against 0.909 for our model. That is plus 0.116, higher in all seven participants.</w:t>
+            </w:r>
+          </w:p>
+          <w:p>
+            <w:pPr>
+              <w:spacing w:after="80"/>
+            </w:pPr>
+            <w:r>
+              <w:t>It also sits below the convolutional stem on its own, at 0.864. Its reference is fitted once on the training split and then held fixed, which is the static counterpart of our running estimate.</w:t>
+            </w:r>
+          </w:p>
+          <w:p>
+            <w:pPr>
+              <w:spacing w:after="80"/>
+            </w:pPr>
+            <w:r>
+              <w:t>This one was run on cohort A only, and the paper says so.</w:t>
+            </w:r>
+          </w:p>
+        </w:tc>
+      </w:tr>
+      <w:tr>
+        <w:tc>
+          <w:tcPr>
+            <w:tcW w:type="dxa" w:w="1701"/>
+          </w:tcPr>
+          <w:p>
+            <w:pPr>
+              <w:jc w:val="center"/>
+            </w:pPr>
+            <w:r/>
+            <w:r>
+              <w:rPr>
+                <w:b/>
+              </w:rPr>
+              <w:t>23</w:t>
+            </w:r>
+            <w:r>
+              <w:rPr>
+                <w:i/>
+              </w:rPr>
+              <w:br/>
               <w:t>Limitations</w:t>
               <w:br/>
               <w:t>50 s</w:t>
@@ -1621,7 +1703,7 @@
               <w:rPr>
                 <w:b/>
               </w:rPr>
-              <w:t>23</w:t>
+              <w:t>24</w:t>
             </w:r>
             <w:r>
               <w:rPr>
@@ -1695,7 +1777,7 @@
               <w:rPr>
                 <w:b/>
               </w:rPr>
-              <w:t>24</w:t>
+              <w:t>25</w:t>
             </w:r>
             <w:r>
               <w:rPr>
